--- a/core_app/template_vice_dean.docx
+++ b/core_app/template_vice_dean.docx
@@ -4,9 +4,9 @@
   <w:body>
     <w:tbl>
       <w:tblPr>
-        <w:tblW w:w="9627" w:type="dxa"/>
-        <w:jc w:val="right"/>
-        <w:tblInd w:w="108" w:type="dxa"/>
+        <w:tblW w:w="9000" w:type="dxa"/>
+        <w:jc w:val="center"/>
+        <w:tblInd w:w="216" w:type="dxa"/>
         <w:tblBorders>
           <w:top w:val="single" w:color="ffffff" w:sz="8" w:space="0" w:shadow="0" w:frame="0"/>
           <w:left w:val="single" w:color="ffffff" w:sz="8" w:space="0" w:shadow="0" w:frame="0"/>
@@ -15,24 +15,24 @@
           <w:insideH w:val="single" w:color="ffffff" w:sz="8" w:space="0" w:shadow="0" w:frame="0"/>
           <w:insideV w:val="single" w:color="ffffff" w:sz="8" w:space="0" w:shadow="0" w:frame="0"/>
         </w:tblBorders>
-        <w:shd w:val="clear" w:color="auto" w:fill="d0ddef"/>
+        <w:shd w:val="clear" w:color="auto" w:fill="cdd4e9"/>
         <w:tblLayout w:type="fixed"/>
       </w:tblPr>
       <w:tblGrid>
-        <w:gridCol w:w="3339"/>
-        <w:gridCol w:w="3547"/>
-        <w:gridCol w:w="2741"/>
+        <w:gridCol w:w="3000"/>
+        <w:gridCol w:w="3000"/>
+        <w:gridCol w:w="3000"/>
       </w:tblGrid>
       <w:tr>
         <w:tblPrEx>
-          <w:shd w:val="clear" w:color="auto" w:fill="d0ddef"/>
+          <w:shd w:val="clear" w:color="auto" w:fill="cdd4e9"/>
         </w:tblPrEx>
         <w:trPr>
-          <w:trHeight w:val="2214" w:hRule="atLeast"/>
+          <w:trHeight w:val="1928" w:hRule="atLeast"/>
         </w:trPr>
         <w:tc>
           <w:tcPr>
-            <w:tcW w:type="dxa" w:w="3339"/>
+            <w:tcW w:type="dxa" w:w="3000"/>
             <w:tcBorders>
               <w:top w:val="nil"/>
               <w:left w:val="nil"/>
@@ -50,32 +50,65 @@
           </w:tcPr>
           <w:p>
             <w:pPr>
-              <w:pStyle w:val="Body A"/>
-              <w:tabs>
-                <w:tab w:val="center" w:pos="4680"/>
-                <w:tab w:val="right" w:pos="9360"/>
-              </w:tabs>
-              <w:jc w:val="right"/>
+              <w:keepNext w:val="0"/>
+              <w:keepLines w:val="0"/>
+              <w:pageBreakBefore w:val="0"/>
+              <w:widowControl w:val="1"/>
+              <w:shd w:val="clear" w:color="auto" w:fill="auto"/>
+              <w:suppressAutoHyphens w:val="0"/>
+              <w:bidi w:val="0"/>
+              <w:spacing w:before="0" w:after="160" w:line="278" w:lineRule="auto"/>
+              <w:ind w:left="0" w:right="0" w:firstLine="0"/>
+              <w:jc w:val="left"/>
+              <w:outlineLvl w:val="9"/>
+              <w:rPr>
+                <w:rtl w:val="0"/>
+              </w:rPr>
             </w:pPr>
             <w:r>
               <w:rPr>
-                <w:rFonts w:ascii="Calibri" w:cs="Calibri" w:hAnsi="Calibri" w:eastAsia="Calibri"/>
-                <w:kern w:val="2"/>
-                <w:sz w:val="22"/>
-                <w:szCs w:val="22"/>
+                <w:rFonts w:ascii="Times New Roman" w:cs="Arial Unicode MS" w:hAnsi="Times New Roman" w:eastAsia="Arial Unicode MS"/>
+                <w:b w:val="0"/>
+                <w:bCs w:val="0"/>
+                <w:i w:val="0"/>
+                <w:iCs w:val="0"/>
+                <w:caps w:val="0"/>
+                <w:smallCaps w:val="0"/>
+                <w:strike w:val="0"/>
+                <w:dstrike w:val="0"/>
+                <w:outline w:val="0"/>
+                <w:color w:val="000000"/>
+                <w:spacing w:val="0"/>
+                <w:kern w:val="0"/>
+                <w:position w:val="0"/>
+                <w:sz w:val="24"/>
+                <w:szCs w:val="24"/>
+                <w:u w:val="none" w:color="000000"/>
                 <w:shd w:val="nil" w:color="auto" w:fill="auto"/>
+                <w:vertAlign w:val="baseline"/>
+                <w:rtl w:val="0"/>
+                <w:lang w:val="en-US"/>
+                <w14:textOutline w14:w="12700" w14:cap="flat">
+                  <w14:noFill/>
+                  <w14:miter w14:lim="400000"/>
+                </w14:textOutline>
+                <w14:textFill>
+                  <w14:solidFill>
+                    <w14:srgbClr w14:val="000000"/>
+                  </w14:solidFill>
+                </w14:textFill>
               </w:rPr>
               <w:drawing xmlns:a="http://schemas.openxmlformats.org/drawingml/2006/main">
                 <wp:inline distT="0" distB="0" distL="0" distR="0">
-                  <wp:extent cx="1524000" cy="758825"/>
+                  <wp:extent cx="1368132" cy="654930"/>
                   <wp:effectExtent l="0" t="0" r="0" b="0"/>
-                  <wp:docPr id="1073741827" name="officeArt object" descr="A blue and yellow logo&#10;&#10;Description automatically generated"/>
+                  <wp:docPr id="1073741826" name="officeArt object" descr="Picture 1"/>
                   <wp:cNvGraphicFramePr/>
                   <a:graphic xmlns:a="http://schemas.openxmlformats.org/drawingml/2006/main">
                     <a:graphicData uri="http://schemas.openxmlformats.org/drawingml/2006/picture">
                       <pic:pic xmlns:pic="http://schemas.openxmlformats.org/drawingml/2006/picture">
                         <pic:nvPicPr>
-                          <pic:cNvPr id="1073741827" name="A blue and yellow logoDescription automatically generated" descr="A blue and yellow logoDescription automatically generated"/>
+                          <pic:cNvPr id="1073741826" name="Picture 1" descr="Picture 1"/>
                           <pic:cNvPicPr>
                             <a:picLocks noChangeAspect="1"/>
                           </pic:cNvPicPr>
@@ -91,7 +124,7 @@
                         <pic:spPr>
                           <a:xfrm>
                             <a:off x="0" y="0"/>
-                            <a:ext cx="1524000" cy="758825"/>
+                            <a:ext cx="1368132" cy="654930"/>
                           </a:xfrm>
                           <a:prstGeom prst="rect">
                             <a:avLst/>
@@ -112,7 +145,7 @@
         </w:tc>
         <w:tc>
           <w:tcPr>
-            <w:tcW w:type="dxa" w:w="3547"/>
+            <w:tcW w:type="dxa" w:w="3000"/>
             <w:tcBorders>
               <w:top w:val="nil"/>
               <w:left w:val="nil"/>
@@ -126,127 +159,69 @@
               <w:bottom w:type="dxa" w:w="80"/>
               <w:right w:type="dxa" w:w="80"/>
             </w:tcMar>
-            <w:vAlign w:val="center"/>
+            <w:vAlign w:val="top"/>
           </w:tcPr>
           <w:p>
             <w:pPr>
+              <w:keepNext w:val="0"/>
+              <w:keepLines w:val="0"/>
+              <w:pageBreakBefore w:val="0"/>
+              <w:widowControl w:val="1"/>
+              <w:shd w:val="clear" w:color="auto" w:fill="auto"/>
+              <w:suppressAutoHyphens w:val="0"/>
+              <w:bidi w:val="0"/>
+              <w:spacing w:before="0" w:after="160" w:line="240" w:lineRule="auto"/>
+              <w:ind w:left="0" w:right="0" w:firstLine="0"/>
               <w:jc w:val="center"/>
+              <w:outlineLvl w:val="9"/>
+              <w:rPr>
+                <w:rtl w:val="0"/>
+              </w:rPr>
             </w:pPr>
             <w:r>
-              <w:drawing>
-                <wp:inline distT="12700" distB="12700" distL="12700" distR="12700">
-                  <wp:extent cx="1085204" cy="1085204"/>
-                  <wp:effectExtent l="12700" t="12700" r="12700" b="12700"/>
-                  <wp:docPr id="1073741829" name="Vice Dean Logo" descr="Vice Dean Logo"/>
+              <w:rPr>
+                <w:rFonts w:ascii="Times New Roman" w:cs="Arial Unicode MS" w:hAnsi="Times New Roman" w:eastAsia="Arial Unicode MS"/>
+                <w:b w:val="0"/>
+                <w:bCs w:val="0"/>
+                <w:i w:val="0"/>
+                <w:iCs w:val="0"/>
+                <w:caps w:val="0"/>
+                <w:smallCaps w:val="0"/>
+                <w:strike w:val="0"/>
+                <w:dstrike w:val="0"/>
+                <w:outline w:val="0"/>
+                <w:color w:val="000000"/>
+                <w:spacing w:val="0"/>
+                <w:kern w:val="0"/>
+                <w:position w:val="0"/>
+                <w:sz w:val="24"/>
+                <w:szCs w:val="24"/>
+                <w:u w:val="none" w:color="000000"/>
+                <w:shd w:val="nil" w:color="auto" w:fill="auto"/>
+                <w:vertAlign w:val="baseline"/>
+                <w:rtl w:val="0"/>
+                <w:lang w:val="en-US"/>
+                <w14:textOutline w14:w="12700" w14:cap="flat">
+                  <w14:noFill/>
+                  <w14:miter w14:lim="400000"/>
+                </w14:textOutline>
+                <w14:textFill>
+                  <w14:solidFill>
+                    <w14:srgbClr w14:val="000000"/>
+                  </w14:solidFill>
+                </w14:textFill>
+              </w:rPr>
+              <w:drawing xmlns:a="http://schemas.openxmlformats.org/drawingml/2006/main">
+                <wp:inline distT="0" distB="0" distL="0" distR="0">
+                  <wp:extent cx="1280160" cy="1280160"/>
+                  <wp:effectExtent l="0" t="0" r="0" b="0"/>
+                  <wp:docPr id="1073741827" name="officeArt object" descr="drawing"/>
                   <wp:cNvGraphicFramePr/>
                   <a:graphic xmlns:a="http://schemas.openxmlformats.org/drawingml/2006/main">
                     <a:graphicData uri="http://schemas.openxmlformats.org/drawingml/2006/picture">
                       <pic:pic xmlns:pic="http://schemas.openxmlformats.org/drawingml/2006/picture">
                         <pic:nvPicPr>
-                          <pic:cNvPr id="1073741829" name="Vice Dean Logo" descr="Vice Dean Logo"/>
-                          <pic:cNvPicPr>
-                            <a:picLocks/>
-                          </pic:cNvPicPr>
-                        </pic:nvPicPr>
-                        <pic:blipFill>
-                          <a:blip xmlns:r="http://schemas.openxmlformats.org/officeDocument/2006/relationships" r:embed="rId11"/>
-                          <a:stretch>
-                            <a:fillRect/>
-                          </a:stretch>
-                        </pic:blipFill>
-                        <pic:spPr>
-                          <a:xfrm rot="0">
-                            <a:off x="0" y="0"/>
-                            <a:ext cx="1085204" cy="1085204"/>
-                          </a:xfrm>
-                          <a:prstGeom prst="rect">
-                            <a:avLst/>
-                          </a:prstGeom>
-                          <a:ln w="12700" cap="flat">
-                            <a:noFill/>
-                            <a:miter lim="400000"/>
-                          </a:ln>
-                        </pic:spPr>
-                      </pic:pic>
-                    </a:graphicData>
-                  </a:graphic>
-                </wp:inline>
-              </w:drawing>
-            </w:r>
-          </w:p>
-          <w:p>
-            <w:pPr>
-              <w:bidi w:val="1"/>
-              <w:jc w:val="center"/>
-              <w:rPr>
-                <w:rFonts w:ascii="Arial" w:hAnsi="Arial" w:cs="Arial"/>
-                <w:b w:val="1"/>
-                <w:bCs w:val="1"/>
-                <w:color w:val="1F4E79"/>
-                <w:sz w:val="28"/>
-                <w:szCs w:val="28"/>
-                <w:rtl w:val="1"/>
-              </w:rPr>
-            </w:pPr>
-            <w:r>
-              <w:rPr>
-                <w:rFonts w:ascii="Arial" w:hAnsi="Arial" w:cs="Arial"/>
-                <w:b w:val="1"/>
-                <w:bCs w:val="1"/>
-                <w:color w:val="1F4E79"/>
-                <w:sz w:val="28"/>
-                <w:szCs w:val="28"/>
-                <w:rtl w:val="1"/>
-              </w:rPr>
-              <w:t>قطاع خدمة المجتمع وتنمية البيئة</w:t>
-            </w:r>
-          </w:p>
-        </w:tc>
-        <w:tc>
-          <w:tcPr>
-            <w:tcW w:type="dxa" w:w="2741"/>
-            <w:tcBorders>
-              <w:top w:val="nil"/>
-              <w:left w:val="nil"/>
-              <w:bottom w:val="nil"/>
-              <w:right w:val="nil"/>
-            </w:tcBorders>
-            <w:shd w:val="clear" w:color="auto" w:fill="auto"/>
-            <w:tcMar>
-              <w:top w:type="dxa" w:w="80"/>
-              <w:left w:type="dxa" w:w="80"/>
-              <w:bottom w:type="dxa" w:w="80"/>
-              <w:right w:type="dxa" w:w="80"/>
-            </w:tcMar>
-            <w:vAlign w:val="center"/>
-          </w:tcPr>
-          <w:p>
-            <w:pPr>
-              <w:pStyle w:val="Body A"/>
-              <w:tabs>
-                <w:tab w:val="center" w:pos="4680"/>
-                <w:tab w:val="right" w:pos="9360"/>
-              </w:tabs>
-            </w:pPr>
-            <w:r>
-              <w:rPr>
-                <w:rFonts w:ascii="Calibri" w:cs="Calibri" w:hAnsi="Calibri" w:eastAsia="Calibri"/>
-                <w:kern w:val="2"/>
-                <w:sz w:val="22"/>
-                <w:szCs w:val="22"/>
-                <w:shd w:val="nil" w:color="auto" w:fill="auto"/>
-              </w:rPr>
-              <w:drawing xmlns:a="http://schemas.openxmlformats.org/drawingml/2006/main">
-                <wp:inline distT="0" distB="0" distL="0" distR="0">
-                  <wp:extent cx="1171575" cy="1000125"/>
-                  <wp:effectExtent l="0" t="0" r="0" b="0"/>
-                  <wp:docPr id="1073741828" name="officeArt object" descr="Picture 6"/>
-                  <wp:cNvGraphicFramePr/>
-                  <a:graphic xmlns:a="http://schemas.openxmlformats.org/drawingml/2006/main">
-                    <a:graphicData uri="http://schemas.openxmlformats.org/drawingml/2006/picture">
-                      <pic:pic xmlns:pic="http://schemas.openxmlformats.org/drawingml/2006/picture">
-                        <pic:nvPicPr>
-                          <pic:cNvPr id="1073741828" name="Picture 6" descr="Picture 6"/>
+                          <pic:cNvPr id="1073741827" name="drawing" descr="drawing"/>
                           <pic:cNvPicPr>
                             <a:picLocks noChangeAspect="1"/>
                           </pic:cNvPicPr>
@@ -262,7 +237,120 @@
                         <pic:spPr>
                           <a:xfrm>
                             <a:off x="0" y="0"/>
-                            <a:ext cx="1171575" cy="1000125"/>
+                            <a:ext cx="1280160" cy="1280160"/>
+                          </a:xfrm>
+                          <a:prstGeom prst="rect">
+                            <a:avLst/>
+                          </a:prstGeom>
+                          <a:ln w="12700" cap="flat">
+                            <a:noFill/>
+                            <a:miter lim="400000"/>
+                          </a:ln>
+                          <a:effectLst/>
+                        </pic:spPr>
+                      </pic:pic>
+                    </a:graphicData>
+                  </a:graphic>
+                </wp:inline>
+              </w:drawing>
+            </w:r>
+          </w:p>
+        </w:tc>
+        <w:tc>
+          <w:tcPr>
+            <w:tcW w:type="dxa" w:w="3000"/>
+            <w:tcBorders>
+              <w:top w:val="nil"/>
+              <w:left w:val="nil"/>
+              <w:bottom w:val="nil"/>
+              <w:right w:val="nil"/>
+            </w:tcBorders>
+            <w:shd w:val="clear" w:color="auto" w:fill="auto"/>
+            <w:tcMar>
+              <w:top w:type="dxa" w:w="160"/>
+              <w:left w:type="dxa" w:w="160"/>
+              <w:bottom w:type="dxa" w:w="160"/>
+              <w:right w:type="dxa" w:w="160"/>
+            </w:tcMar>
+            <w:vAlign w:val="top"/>
+          </w:tcPr>
+          <w:p>
+            <w:pPr>
+              <w:keepNext w:val="0"/>
+              <w:keepLines w:val="0"/>
+              <w:pageBreakBefore w:val="0"/>
+              <w:widowControl w:val="1"/>
+              <w:shd w:val="clear" w:color="auto" w:fill="auto"/>
+              <w:suppressAutoHyphens w:val="0"/>
+              <w:bidi w:val="0"/>
+              <w:spacing w:before="0" w:after="0" w:line="240" w:lineRule="auto"/>
+              <w:ind w:left="0" w:right="0" w:firstLine="0"/>
+              <w:jc w:val="right"/>
+              <w:outlineLvl w:val="9"/>
+              <w:rPr>
+                <w:rtl w:val="0"/>
+              </w:rPr>
+            </w:pPr>
+            <w:r>
+              <w:rPr>
+                <w:rFonts w:ascii="Times New Roman" w:cs="Arial Unicode MS" w:hAnsi="Times New Roman" w:eastAsia="Arial Unicode MS"/>
+                <w:b w:val="0"/>
+                <w:bCs w:val="0"/>
+                <w:i w:val="0"/>
+                <w:iCs w:val="0"/>
+                <w:caps w:val="0"/>
+                <w:smallCaps w:val="0"/>
+                <w:strike w:val="0"/>
+                <w:dstrike w:val="0"/>
+                <w:outline w:val="0"/>
+                <w:color w:val="000000"/>
+                <w:spacing w:val="0"/>
+                <w:kern w:val="0"/>
+                <w:position w:val="0"/>
+                <w:sz w:val="24"/>
+                <w:szCs w:val="24"/>
+                <w:u w:val="none" w:color="000000"/>
+                <w:shd w:val="nil" w:color="auto" w:fill="auto"/>
+                <w:vertAlign w:val="baseline"/>
+                <w:rtl w:val="0"/>
+                <w:lang w:val="en-US"/>
+                <w14:textOutline w14:w="12700" w14:cap="flat">
+                  <w14:noFill/>
+                  <w14:miter w14:lim="400000"/>
+                </w14:textOutline>
+                <w14:textFill>
+                  <w14:solidFill>
+                    <w14:srgbClr w14:val="000000"/>
+                  </w14:solidFill>
+                </w14:textFill>
+              </w:rPr>
+              <w:drawing xmlns:a="http://schemas.openxmlformats.org/drawingml/2006/main">
+                <wp:inline distT="0" distB="0" distL="0" distR="0">
+                  <wp:extent cx="1161289" cy="1160910"/>
+                  <wp:effectExtent l="0" t="0" r="0" b="0"/>
+                  <wp:docPr id="1073741828" name="officeArt object" descr="Picture 6"/>
+                  <wp:cNvGraphicFramePr/>
+                  <a:graphic xmlns:a="http://schemas.openxmlformats.org/drawingml/2006/main">
+                    <a:graphicData uri="http://schemas.openxmlformats.org/drawingml/2006/picture">
+                      <pic:pic xmlns:pic="http://schemas.openxmlformats.org/drawingml/2006/picture">
+                        <pic:nvPicPr>
+                          <pic:cNvPr id="1073741828" name="Picture 6" descr="Picture 6"/>
+                          <pic:cNvPicPr>
+                            <a:picLocks noChangeAspect="1"/>
+                          </pic:cNvPicPr>
+                        </pic:nvPicPr>
+                        <pic:blipFill>
+                          <a:blip r:embed="rId6">
+                            <a:extLst/>
+                          </a:blip>
+                          <a:stretch>
+                            <a:fillRect/>
+                          </a:stretch>
+                        </pic:blipFill>
+                        <pic:spPr>
+                          <a:xfrm>
+                            <a:off x="0" y="0"/>
+                            <a:ext cx="1161289" cy="1160910"/>
                           </a:xfrm>
                           <a:prstGeom prst="rect">
                             <a:avLst/>
@@ -287,322 +375,852 @@
       <w:pPr>
         <w:pStyle w:val="Body"/>
         <w:widowControl w:val="0"/>
-        <w:jc w:val="right"/>
+        <w:bidi w:val="0"/>
+        <w:ind w:left="108" w:right="0" w:hanging="108"/>
+        <w:jc w:val="center"/>
+        <w:rPr>
+          <w:rFonts w:ascii="Times New Roman" w:hAnsi="Times New Roman"/>
+          <w:sz w:val="24"/>
+          <w:szCs w:val="24"/>
+          <w:u w:color="000000"/>
+          <w:rtl w:val="0"/>
+        </w:rPr>
       </w:pPr>
     </w:p>
     <w:p>
       <w:pPr>
-        <w:pStyle w:val="Body A"/>
+        <w:keepNext w:val="0"/>
+        <w:keepLines w:val="0"/>
+        <w:pageBreakBefore w:val="0"/>
         <w:widowControl w:val="0"/>
+        <w:shd w:val="clear" w:color="auto" w:fill="auto"/>
+        <w:suppressAutoHyphens w:val="0"/>
         <w:bidi w:val="0"/>
-        <w:spacing w:before="120" w:after="120"/>
+        <w:spacing w:before="0" w:after="160" w:line="240" w:lineRule="auto"/>
         <w:ind w:left="0" w:right="0" w:firstLine="0"/>
         <w:jc w:val="left"/>
+        <w:outlineLvl w:val="9"/>
         <w:rPr>
-          <w:rtl w:val="0"/>
-        </w:rPr>
-      </w:pPr>
-      <w:r>
-        <w:rPr>
+          <w:rFonts w:ascii="Times New Roman" w:cs="Times New Roman" w:hAnsi="Times New Roman" w:eastAsia="Times New Roman"/>
           <w:b w:val="1"/>
           <w:bCs w:val="1"/>
+          <w:i w:val="0"/>
+          <w:iCs w:val="0"/>
+          <w:caps w:val="0"/>
+          <w:smallCaps w:val="0"/>
+          <w:strike w:val="0"/>
+          <w:dstrike w:val="0"/>
+          <w:outline w:val="0"/>
+          <w:color w:val="ff0000"/>
+          <w:spacing w:val="0"/>
+          <w:kern w:val="2"/>
+          <w:position w:val="0"/>
           <w:sz w:val="22"/>
           <w:szCs w:val="22"/>
-          <w:rtl w:val="0"/>
-          <w:lang w:val="en-US"/>
-        </w:rPr>
-        <w:t>Code No.</w:t>
-      </w:r>
-      <w:r>
-        <w:rPr>
-          <w:b w:val="1"/>
-          <w:bCs w:val="1"/>
-          <w:outline w:val="0"/>
-          <w:color w:val="ff0000"/>
-          <w:sz w:val="22"/>
-          <w:szCs w:val="22"/>
-          <w:u w:color="ff0000"/>
+          <w:u w:val="none" w:color="ff0000"/>
+          <w:shd w:val="nil" w:color="auto" w:fill="auto"/>
+          <w:vertAlign w:val="baseline"/>
           <w:rtl w:val="0"/>
           <w:lang w:val="de-DE"/>
+          <w14:textOutline w14:w="12700" w14:cap="flat">
+            <w14:noFill/>
+            <w14:miter w14:lim="400000"/>
+          </w14:textOutline>
           <w14:textFill>
             <w14:solidFill>
               <w14:srgbClr w14:val="FF0000"/>
             </w14:solidFill>
           </w14:textFill>
         </w:rPr>
-        <w:t xml:space="preserve"> {{CODE_NUMBER}}</w:t>
+      </w:pPr>
+      <w:r>
+        <w:rPr>
+          <w:rFonts w:ascii="Arial" w:cs="Arial Unicode MS" w:hAnsi="Arial" w:eastAsia="Arial Unicode MS"/>
+          <w:b w:val="1"/>
+          <w:bCs w:val="1"/>
+          <w:i w:val="0"/>
+          <w:iCs w:val="0"/>
+          <w:caps w:val="0"/>
+          <w:smallCaps w:val="0"/>
+          <w:strike w:val="0"/>
+          <w:dstrike w:val="0"/>
+          <w:outline w:val="0"/>
+          <w:color w:val="000000"/>
+          <w:spacing w:val="0"/>
+          <w:kern w:val="2"/>
+          <w:position w:val="0"/>
+          <w:sz w:val="24"/>
+          <w:szCs w:val="24"/>
+          <w:u w:val="none" w:color="000000"/>
+          <w:shd w:val="nil" w:color="auto" w:fill="auto"/>
+          <w:vertAlign w:val="baseline"/>
+          <w:rtl w:val="1"/>
+          <w:lang w:val="ar-SA" w:bidi="ar-SA"/>
+          <w14:textOutline w14:w="12700" w14:cap="flat">
+            <w14:noFill/>
+            <w14:miter w14:lim="400000"/>
+          </w14:textOutline>
+          <w14:textFill>
+            <w14:solidFill>
+              <w14:srgbClr w14:val="000000"/>
+            </w14:solidFill>
+          </w14:textFill>
+        </w:rPr>
+        <w:t xml:space="preserve">  </w:t>
       </w:r>
       <w:r>
         <w:rPr>
+          <w:rFonts w:ascii="Times New Roman" w:cs="Arial Unicode MS" w:hAnsi="Times New Roman" w:eastAsia="Arial Unicode MS"/>
+          <w:b w:val="1"/>
+          <w:bCs w:val="1"/>
+          <w:i w:val="0"/>
+          <w:iCs w:val="0"/>
+          <w:caps w:val="0"/>
+          <w:smallCaps w:val="0"/>
+          <w:strike w:val="0"/>
+          <w:dstrike w:val="0"/>
+          <w:outline w:val="0"/>
+          <w:color w:val="000000"/>
+          <w:spacing w:val="0"/>
+          <w:kern w:val="2"/>
+          <w:position w:val="0"/>
+          <w:sz w:val="22"/>
+          <w:szCs w:val="22"/>
+          <w:u w:val="none" w:color="000000"/>
+          <w:shd w:val="nil" w:color="auto" w:fill="auto"/>
+          <w:vertAlign w:val="baseline"/>
           <w:rtl w:val="0"/>
           <w:lang w:val="en-US"/>
+          <w14:textOutline w14:w="12700" w14:cap="flat">
+            <w14:noFill/>
+            <w14:miter w14:lim="400000"/>
+          </w14:textOutline>
+          <w14:textFill>
+            <w14:solidFill>
+              <w14:srgbClr w14:val="000000"/>
+            </w14:solidFill>
+          </w14:textFill>
         </w:rPr>
-        <mc:AlternateContent>
-          <mc:Choice Requires="wps">
-            <w:drawing xmlns:a="http://schemas.openxmlformats.org/drawingml/2006/main">
-              <wp:inline distT="0" distB="0" distL="0" distR="0">
-                <wp:extent cx="6113019" cy="2"/>
-                <wp:effectExtent l="0" t="0" r="0" b="0"/>
-                <wp:docPr id="1073741829" name="officeArt object" descr="Straight Connector 2"/>
-                <wp:cNvGraphicFramePr/>
-                <a:graphic xmlns:a="http://schemas.openxmlformats.org/drawingml/2006/main">
-                  <a:graphicData uri="http://schemas.microsoft.com/office/word/2010/wordprocessingShape">
-                    <wps:wsp>
-                      <wps:cNvSpPr/>
-                      <wps:spPr>
-                        <a:xfrm flipH="1" flipV="1">
-                          <a:off x="0" y="0"/>
-                          <a:ext cx="6113019" cy="2"/>
-                        </a:xfrm>
-                        <a:prstGeom prst="line">
-                          <a:avLst/>
-                        </a:prstGeom>
-                        <a:noFill/>
-                        <a:ln w="28575" cap="flat">
-                          <a:solidFill>
-                            <a:srgbClr val="B4881A"/>
-                          </a:solidFill>
-                          <a:prstDash val="solid"/>
-                          <a:miter lim="800000"/>
-                        </a:ln>
-                        <a:effectLst/>
-                      </wps:spPr>
-                      <wps:bodyPr/>
-                    </wps:wsp>
-                  </a:graphicData>
-                </a:graphic>
-              </wp:inline>
-            </w:drawing>
-          </mc:Choice>
-          <mc:Fallback>
-            <w:pict>
-              <v:line id="_x0000_s1026" style="visibility:visible;width:481.3pt;height:0.0pt;flip:x y;">
-                <v:fill on="f"/>
-                <v:stroke filltype="solid" color="#B4881A" opacity="100.0%" weight="2.2pt" dashstyle="solid" endcap="flat" miterlimit="800.0%" joinstyle="miter" linestyle="single" startarrow="none" startarrowwidth="medium" startarrowlength="medium" endarrow="none" endarrowwidth="medium" endarrowlength="medium"/>
-              </v:line>
-            </w:pict>
-          </mc:Fallback>
-        </mc:AlternateContent>
+        <w:t>Code No</w:t>
       </w:r>
+      <w:r>
+        <w:rPr>
+          <w:rFonts w:ascii="Arial Unicode MS" w:cs="Arial Unicode MS" w:hAnsi="Arial Unicode MS" w:eastAsia="Arial Unicode MS"/>
+          <w:b w:val="0"/>
+          <w:bCs w:val="0"/>
+          <w:i w:val="0"/>
+          <w:iCs w:val="0"/>
+          <w:caps w:val="0"/>
+          <w:smallCaps w:val="0"/>
+          <w:strike w:val="0"/>
+          <w:dstrike w:val="0"/>
+          <w:outline w:val="0"/>
+          <w:color w:val="000000"/>
+          <w:spacing w:val="0"/>
+          <w:kern w:val="2"/>
+          <w:position w:val="0"/>
+          <w:sz w:val="22"/>
+          <w:szCs w:val="22"/>
+          <w:u w:val="none" w:color="000000"/>
+          <w:shd w:val="nil" w:color="auto" w:fill="auto"/>
+          <w:vertAlign w:val="baseline"/>
+          <w:rtl w:val="0"/>
+          <w14:textOutline w14:w="12700" w14:cap="flat">
+            <w14:noFill/>
+            <w14:miter w14:lim="400000"/>
+          </w14:textOutline>
+          <w14:textFill>
+            <w14:solidFill>
+              <w14:srgbClr w14:val="000000"/>
+            </w14:solidFill>
+          </w14:textFill>
+        </w:rPr>
+        <w:t>.</w:t>
+      </w:r>
+      <w:r>
+        <w:rPr>
+          <w:rFonts w:ascii="Arial Unicode MS" w:cs="Arial Unicode MS" w:hAnsi="Arial Unicode MS" w:eastAsia="Arial Unicode MS"/>
+          <w:b w:val="0"/>
+          <w:bCs w:val="0"/>
+          <w:i w:val="0"/>
+          <w:iCs w:val="0"/>
+          <w:caps w:val="0"/>
+          <w:smallCaps w:val="0"/>
+          <w:strike w:val="0"/>
+          <w:dstrike w:val="0"/>
+          <w:outline w:val="0"/>
+          <w:color w:val="ff0000"/>
+          <w:spacing w:val="0"/>
+          <w:kern w:val="2"/>
+          <w:position w:val="0"/>
+          <w:sz w:val="22"/>
+          <w:szCs w:val="22"/>
+          <w:u w:val="none" w:color="ff0000"/>
+          <w:shd w:val="nil" w:color="auto" w:fill="auto"/>
+          <w:vertAlign w:val="baseline"/>
+          <w:rtl w:val="0"/>
+          <w14:textOutline w14:w="12700" w14:cap="flat">
+            <w14:noFill/>
+            <w14:miter w14:lim="400000"/>
+          </w14:textOutline>
+          <w14:textFill>
+            <w14:solidFill>
+              <w14:srgbClr w14:val="FF0000"/>
+            </w14:solidFill>
+          </w14:textFill>
+        </w:rPr>
+        <w:t xml:space="preserve"> {{</w:t>
+      </w:r>
+      <w:r>
+        <w:rPr>
+          <w:rFonts w:ascii="Times New Roman" w:cs="Arial Unicode MS" w:hAnsi="Times New Roman" w:eastAsia="Arial Unicode MS"/>
+          <w:b w:val="1"/>
+          <w:bCs w:val="1"/>
+          <w:i w:val="0"/>
+          <w:iCs w:val="0"/>
+          <w:caps w:val="0"/>
+          <w:smallCaps w:val="0"/>
+          <w:strike w:val="0"/>
+          <w:dstrike w:val="0"/>
+          <w:outline w:val="0"/>
+          <w:color w:val="ff0000"/>
+          <w:spacing w:val="0"/>
+          <w:kern w:val="2"/>
+          <w:position w:val="0"/>
+          <w:sz w:val="22"/>
+          <w:szCs w:val="22"/>
+          <w:u w:val="none" w:color="ff0000"/>
+          <w:shd w:val="nil" w:color="auto" w:fill="auto"/>
+          <w:vertAlign w:val="baseline"/>
+          <w:rtl w:val="0"/>
+          <w:lang w:val="de-DE"/>
+          <w14:textOutline w14:w="12700" w14:cap="flat">
+            <w14:noFill/>
+            <w14:miter w14:lim="400000"/>
+          </w14:textOutline>
+          <w14:textFill>
+            <w14:solidFill>
+              <w14:srgbClr w14:val="FF0000"/>
+            </w14:solidFill>
+          </w14:textFill>
+        </w:rPr>
+        <w:t>CODE_NUMBER}}</w:t>
+      </w:r>
+    </w:p>
+    <w:tbl>
+      <w:tblPr>
+        <w:tblW w:w="9000" w:type="dxa"/>
+        <w:jc w:val="center"/>
+        <w:tblInd w:w="108" w:type="dxa"/>
+        <w:tblBorders>
+          <w:top w:val="single" w:color="ffffff" w:sz="8" w:space="0" w:shadow="0" w:frame="0"/>
+          <w:left w:val="single" w:color="ffffff" w:sz="8" w:space="0" w:shadow="0" w:frame="0"/>
+          <w:bottom w:val="single" w:color="ffffff" w:sz="8" w:space="0" w:shadow="0" w:frame="0"/>
+          <w:right w:val="single" w:color="ffffff" w:sz="8" w:space="0" w:shadow="0" w:frame="0"/>
+          <w:insideH w:val="single" w:color="ffffff" w:sz="8" w:space="0" w:shadow="0" w:frame="0"/>
+          <w:insideV w:val="single" w:color="ffffff" w:sz="8" w:space="0" w:shadow="0" w:frame="0"/>
+        </w:tblBorders>
+        <w:shd w:val="clear" w:color="auto" w:fill="cdd4e9"/>
+        <w:tblLayout w:type="fixed"/>
+      </w:tblPr>
+      <w:tblGrid>
+        <w:gridCol w:w="7480"/>
+        <w:gridCol w:w="1520"/>
+      </w:tblGrid>
+      <w:tr>
+        <w:tblPrEx>
+          <w:shd w:val="clear" w:color="auto" w:fill="4472c4"/>
+        </w:tblPrEx>
+        <w:trPr>
+          <w:trHeight w:val="500" w:hRule="atLeast"/>
+          <w:tblHeader/>
+        </w:trPr>
+        <w:tc>
+          <w:tcPr>
+            <w:tcW w:type="dxa" w:w="7480"/>
+            <w:tcBorders>
+              <w:top w:val="single" w:color="ad8934" w:sz="16" w:space="0" w:shadow="0" w:frame="0"/>
+              <w:left w:val="single" w:color="ffffff" w:sz="16" w:space="0" w:shadow="0" w:frame="0"/>
+              <w:bottom w:val="single" w:color="ffffff" w:sz="16" w:space="0" w:shadow="0" w:frame="0"/>
+              <w:right w:val="single" w:color="ffffff" w:sz="8" w:space="0" w:shadow="0" w:frame="0"/>
+            </w:tcBorders>
+            <w:shd w:val="clear" w:color="auto" w:fill="ffffff"/>
+            <w:tcMar>
+              <w:top w:type="dxa" w:w="0"/>
+              <w:left w:type="dxa" w:w="0"/>
+              <w:bottom w:type="dxa" w:w="0"/>
+              <w:right w:type="dxa" w:w="0"/>
+            </w:tcMar>
+            <w:vAlign w:val="center"/>
+          </w:tcPr>
+          <w:p>
+            <w:pPr>
+              <w:pStyle w:val="Default"/>
+              <w:tabs>
+                <w:tab w:val="left" w:pos="720"/>
+                <w:tab w:val="left" w:pos="1440"/>
+                <w:tab w:val="left" w:pos="2160"/>
+                <w:tab w:val="left" w:pos="2880"/>
+                <w:tab w:val="left" w:pos="8520"/>
+              </w:tabs>
+              <w:bidi w:val="1"/>
+              <w:spacing w:before="0" w:line="360" w:lineRule="auto"/>
+              <w:ind w:left="0" w:right="0" w:firstLine="0"/>
+              <w:jc w:val="left"/>
+              <w:rPr>
+                <w:rtl w:val="1"/>
+              </w:rPr>
+            </w:pPr>
+            <w:r>
+              <w:rPr>
+                <w:rFonts w:ascii="Calibri" w:hAnsi="Calibri"/>
+                <w:b w:val="1"/>
+                <w:bCs w:val="1"/>
+                <w:outline w:val="0"/>
+                <w:color w:val="000000"/>
+                <w:kern w:val="0"/>
+                <w:sz w:val="28"/>
+                <w:szCs w:val="28"/>
+                <w:u w:color="000000"/>
+                <w:rtl w:val="1"/>
+                <w:lang w:val="ar-SA" w:bidi="ar-SA"/>
+                <w14:textOutline w14:w="12700" w14:cap="flat">
+                  <w14:noFill/>
+                  <w14:miter w14:lim="400000"/>
+                </w14:textOutline>
+                <w14:textFill>
+                  <w14:solidFill>
+                    <w14:srgbClr w14:val="000000"/>
+                  </w14:solidFill>
+                </w14:textFill>
+              </w:rPr>
+              <w:t xml:space="preserve"> {{SENDER_TOP}}</w:t>
+            </w:r>
+          </w:p>
+        </w:tc>
+        <w:tc>
+          <w:tcPr>
+            <w:tcW w:type="dxa" w:w="1520"/>
+            <w:tcBorders>
+              <w:top w:val="single" w:color="ad8934" w:sz="16" w:space="0" w:shadow="0" w:frame="0"/>
+              <w:left w:val="single" w:color="ffffff" w:sz="8" w:space="0" w:shadow="0" w:frame="0"/>
+              <w:bottom w:val="single" w:color="ffffff" w:sz="16" w:space="0" w:shadow="0" w:frame="0"/>
+              <w:right w:val="single" w:color="ffffff" w:sz="16" w:space="0" w:shadow="0" w:frame="0"/>
+            </w:tcBorders>
+            <w:shd w:val="clear" w:color="auto" w:fill="ffffff"/>
+            <w:tcMar>
+              <w:top w:type="dxa" w:w="0"/>
+              <w:left w:type="dxa" w:w="0"/>
+              <w:bottom w:type="dxa" w:w="0"/>
+              <w:right w:type="dxa" w:w="0"/>
+            </w:tcMar>
+            <w:vAlign w:val="center"/>
+          </w:tcPr>
+          <w:p>
+            <w:pPr>
+              <w:pStyle w:val="Default"/>
+              <w:tabs>
+                <w:tab w:val="left" w:pos="720"/>
+                <w:tab w:val="left" w:pos="1440"/>
+                <w:tab w:val="left" w:pos="2160"/>
+                <w:tab w:val="left" w:pos="2880"/>
+                <w:tab w:val="left" w:pos="8520"/>
+              </w:tabs>
+              <w:bidi w:val="1"/>
+              <w:spacing w:before="0" w:line="360" w:lineRule="auto"/>
+              <w:ind w:left="0" w:right="0" w:firstLine="0"/>
+              <w:jc w:val="left"/>
+              <w:rPr>
+                <w:rtl w:val="1"/>
+              </w:rPr>
+            </w:pPr>
+            <w:r>
+              <w:rPr>
+                <w:rFonts w:ascii="Arial Unicode MS" w:cs="Times New Roman" w:hAnsi="Arial Unicode MS" w:eastAsia="Arial Unicode MS" w:hint="cs"/>
+                <w:b w:val="1"/>
+                <w:bCs w:val="1"/>
+                <w:outline w:val="0"/>
+                <w:color w:val="000000"/>
+                <w:kern w:val="0"/>
+                <w:sz w:val="28"/>
+                <w:szCs w:val="28"/>
+                <w:u w:color="000000"/>
+                <w:rtl w:val="1"/>
+                <w:lang w:val="ar-SA" w:bidi="ar-SA"/>
+                <w14:textOutline w14:w="12700" w14:cap="flat">
+                  <w14:noFill/>
+                  <w14:miter w14:lim="400000"/>
+                </w14:textOutline>
+                <w14:textFill>
+                  <w14:solidFill>
+                    <w14:srgbClr w14:val="000000"/>
+                  </w14:solidFill>
+                </w14:textFill>
+              </w:rPr>
+              <w:t>الراســــــــل</w:t>
+            </w:r>
+            <w:r>
+              <w:rPr>
+                <w:rFonts w:ascii="Calibri" w:hAnsi="Calibri"/>
+                <w:b w:val="1"/>
+                <w:bCs w:val="1"/>
+                <w:outline w:val="0"/>
+                <w:color w:val="000000"/>
+                <w:kern w:val="0"/>
+                <w:sz w:val="28"/>
+                <w:szCs w:val="28"/>
+                <w:u w:color="000000"/>
+                <w:rtl w:val="1"/>
+                <w:lang w:val="ar-SA" w:bidi="ar-SA"/>
+                <w14:textOutline w14:w="12700" w14:cap="flat">
+                  <w14:noFill/>
+                  <w14:miter w14:lim="400000"/>
+                </w14:textOutline>
+                <w14:textFill>
+                  <w14:solidFill>
+                    <w14:srgbClr w14:val="000000"/>
+                  </w14:solidFill>
+                </w14:textFill>
+              </w:rPr>
+              <w:t>:</w:t>
+            </w:r>
+          </w:p>
+        </w:tc>
+      </w:tr>
+      <w:tr>
+        <w:tblPrEx>
+          <w:shd w:val="clear" w:color="auto" w:fill="cdd4e9"/>
+        </w:tblPrEx>
+        <w:trPr>
+          <w:trHeight w:val="480" w:hRule="atLeast"/>
+        </w:trPr>
+        <w:tc>
+          <w:tcPr>
+            <w:tcW w:type="dxa" w:w="7480"/>
+            <w:tcBorders>
+              <w:top w:val="single" w:color="ffffff" w:sz="16" w:space="0" w:shadow="0" w:frame="0"/>
+              <w:left w:val="single" w:color="ffffff" w:sz="8" w:space="0" w:shadow="0" w:frame="0"/>
+              <w:bottom w:val="single" w:color="ffffff" w:sz="16" w:space="0" w:shadow="0" w:frame="0"/>
+              <w:right w:val="single" w:color="ffffff" w:sz="8" w:space="0" w:shadow="0" w:frame="0"/>
+            </w:tcBorders>
+            <w:shd w:val="clear" w:color="auto" w:fill="ffffff"/>
+            <w:tcMar>
+              <w:top w:type="dxa" w:w="0"/>
+              <w:left w:type="dxa" w:w="0"/>
+              <w:bottom w:type="dxa" w:w="0"/>
+              <w:right w:type="dxa" w:w="0"/>
+            </w:tcMar>
+            <w:vAlign w:val="center"/>
+          </w:tcPr>
+          <w:p>
+            <w:pPr>
+              <w:pStyle w:val="Default"/>
+              <w:bidi w:val="1"/>
+              <w:spacing w:before="0" w:line="360" w:lineRule="auto"/>
+              <w:ind w:left="0" w:right="0" w:firstLine="0"/>
+              <w:jc w:val="left"/>
+              <w:rPr>
+                <w:rtl w:val="1"/>
+              </w:rPr>
+            </w:pPr>
+            <w:r>
+              <w:rPr>
+                <w:rFonts w:ascii="Calibri" w:hAnsi="Calibri"/>
+                <w:b w:val="1"/>
+                <w:bCs w:val="1"/>
+                <w:outline w:val="0"/>
+                <w:color w:val="000000"/>
+                <w:kern w:val="0"/>
+                <w:sz w:val="28"/>
+                <w:szCs w:val="28"/>
+                <w:u w:color="000000"/>
+                <w:rtl w:val="1"/>
+                <w:lang w:val="ar-SA" w:bidi="ar-SA"/>
+                <w14:textOutline w14:w="12700" w14:cap="flat">
+                  <w14:noFill/>
+                  <w14:miter w14:lim="400000"/>
+                </w14:textOutline>
+                <w14:textFill>
+                  <w14:solidFill>
+                    <w14:srgbClr w14:val="000000"/>
+                  </w14:solidFill>
+                </w14:textFill>
+              </w:rPr>
+              <w:t>{{STACK_HOLDER}} / {{POSITION}}</w:t>
+            </w:r>
+          </w:p>
+        </w:tc>
+        <w:tc>
+          <w:tcPr>
+            <w:tcW w:type="dxa" w:w="1520"/>
+            <w:tcBorders>
+              <w:top w:val="single" w:color="ffffff" w:sz="16" w:space="0" w:shadow="0" w:frame="0"/>
+              <w:left w:val="single" w:color="ffffff" w:sz="8" w:space="0" w:shadow="0" w:frame="0"/>
+              <w:bottom w:val="single" w:color="ffffff" w:sz="16" w:space="0" w:shadow="0" w:frame="0"/>
+              <w:right w:val="single" w:color="ffffff" w:sz="8" w:space="0" w:shadow="0" w:frame="0"/>
+            </w:tcBorders>
+            <w:shd w:val="clear" w:color="auto" w:fill="ffffff"/>
+            <w:tcMar>
+              <w:top w:type="dxa" w:w="0"/>
+              <w:left w:type="dxa" w:w="0"/>
+              <w:bottom w:type="dxa" w:w="0"/>
+              <w:right w:type="dxa" w:w="0"/>
+            </w:tcMar>
+            <w:vAlign w:val="center"/>
+          </w:tcPr>
+          <w:p>
+            <w:pPr>
+              <w:pStyle w:val="Default"/>
+              <w:bidi w:val="1"/>
+              <w:spacing w:before="0" w:line="360" w:lineRule="auto"/>
+              <w:ind w:left="0" w:right="0" w:firstLine="0"/>
+              <w:jc w:val="left"/>
+              <w:rPr>
+                <w:rtl w:val="1"/>
+              </w:rPr>
+            </w:pPr>
+            <w:r>
+              <w:rPr>
+                <w:rFonts w:ascii="Arial Unicode MS" w:cs="Times New Roman" w:hAnsi="Arial Unicode MS" w:eastAsia="Arial Unicode MS" w:hint="cs"/>
+                <w:b w:val="1"/>
+                <w:bCs w:val="1"/>
+                <w:outline w:val="0"/>
+                <w:color w:val="000000"/>
+                <w:kern w:val="0"/>
+                <w:sz w:val="28"/>
+                <w:szCs w:val="28"/>
+                <w:u w:color="000000"/>
+                <w:rtl w:val="1"/>
+                <w:lang w:val="ar-SA" w:bidi="ar-SA"/>
+                <w14:textOutline w14:w="12700" w14:cap="flat">
+                  <w14:noFill/>
+                  <w14:miter w14:lim="400000"/>
+                </w14:textOutline>
+                <w14:textFill>
+                  <w14:solidFill>
+                    <w14:srgbClr w14:val="000000"/>
+                  </w14:solidFill>
+                </w14:textFill>
+              </w:rPr>
+              <w:t>المرسـل إليه</w:t>
+            </w:r>
+            <w:r>
+              <w:rPr>
+                <w:rFonts w:ascii="Calibri" w:hAnsi="Calibri"/>
+                <w:b w:val="1"/>
+                <w:bCs w:val="1"/>
+                <w:outline w:val="0"/>
+                <w:color w:val="000000"/>
+                <w:kern w:val="0"/>
+                <w:sz w:val="28"/>
+                <w:szCs w:val="28"/>
+                <w:u w:color="000000"/>
+                <w:rtl w:val="1"/>
+                <w:lang w:val="ar-SA" w:bidi="ar-SA"/>
+                <w14:textOutline w14:w="12700" w14:cap="flat">
+                  <w14:noFill/>
+                  <w14:miter w14:lim="400000"/>
+                </w14:textOutline>
+                <w14:textFill>
+                  <w14:solidFill>
+                    <w14:srgbClr w14:val="000000"/>
+                  </w14:solidFill>
+                </w14:textFill>
+              </w:rPr>
+              <w:t>:</w:t>
+            </w:r>
+          </w:p>
+        </w:tc>
+      </w:tr>
+      <w:tr>
+        <w:tblPrEx>
+          <w:shd w:val="clear" w:color="auto" w:fill="cdd4e9"/>
+        </w:tblPrEx>
+        <w:trPr>
+          <w:trHeight w:val="480" w:hRule="atLeast"/>
+        </w:trPr>
+        <w:tc>
+          <w:tcPr>
+            <w:tcW w:type="dxa" w:w="7480"/>
+            <w:tcBorders>
+              <w:top w:val="single" w:color="ffffff" w:sz="16" w:space="0" w:shadow="0" w:frame="0"/>
+              <w:left w:val="single" w:color="ffffff" w:sz="16" w:space="0" w:shadow="0" w:frame="0"/>
+              <w:bottom w:val="single" w:color="ad8934" w:sz="16" w:space="0" w:shadow="0" w:frame="0"/>
+              <w:right w:val="single" w:color="ffffff" w:sz="8" w:space="0" w:shadow="0" w:frame="0"/>
+            </w:tcBorders>
+            <w:shd w:val="clear" w:color="auto" w:fill="ffffff"/>
+            <w:tcMar>
+              <w:top w:type="dxa" w:w="0"/>
+              <w:left w:type="dxa" w:w="0"/>
+              <w:bottom w:type="dxa" w:w="0"/>
+              <w:right w:type="dxa" w:w="0"/>
+            </w:tcMar>
+            <w:vAlign w:val="center"/>
+          </w:tcPr>
+          <w:p>
+            <w:pPr>
+              <w:pStyle w:val="Default"/>
+              <w:bidi w:val="1"/>
+              <w:spacing w:before="0" w:line="360" w:lineRule="auto"/>
+              <w:ind w:left="0" w:right="0" w:firstLine="0"/>
+              <w:jc w:val="left"/>
+              <w:rPr>
+                <w:rtl w:val="1"/>
+              </w:rPr>
+            </w:pPr>
+            <w:r>
+              <w:rPr>
+                <w:rFonts w:ascii="Calibri" w:hAnsi="Calibri"/>
+                <w:b w:val="1"/>
+                <w:bCs w:val="1"/>
+                <w:outline w:val="0"/>
+                <w:color w:val="000000"/>
+                <w:kern w:val="0"/>
+                <w:sz w:val="28"/>
+                <w:szCs w:val="28"/>
+                <w:u w:color="000000"/>
+                <w:rtl w:val="1"/>
+                <w:lang w:val="ar-SA" w:bidi="ar-SA"/>
+                <w14:textOutline w14:w="12700" w14:cap="flat">
+                  <w14:noFill/>
+                  <w14:miter w14:lim="400000"/>
+                </w14:textOutline>
+                <w14:textFill>
+                  <w14:solidFill>
+                    <w14:srgbClr w14:val="000000"/>
+                  </w14:solidFill>
+                </w14:textFill>
+              </w:rPr>
+              <w:t xml:space="preserve"> {{</w:t>
+            </w:r>
+            <w:r>
+              <w:rPr>
+                <w:rFonts w:ascii="Times New Roman" w:hAnsi="Times New Roman"/>
+                <w:b w:val="1"/>
+                <w:bCs w:val="1"/>
+                <w:outline w:val="0"/>
+                <w:color w:val="000000"/>
+                <w:kern w:val="0"/>
+                <w:sz w:val="28"/>
+                <w:szCs w:val="28"/>
+                <w:u w:color="000000"/>
+                <w:rtl w:val="0"/>
+                <w:lang w:val="en-US"/>
+                <w14:textOutline w14:w="12700" w14:cap="flat">
+                  <w14:noFill/>
+                  <w14:miter w14:lim="400000"/>
+                </w14:textOutline>
+                <w14:textFill>
+                  <w14:solidFill>
+                    <w14:srgbClr w14:val="000000"/>
+                  </w14:solidFill>
+                </w14:textFill>
+              </w:rPr>
+              <w:t>SUBJECT</w:t>
+            </w:r>
+            <w:r>
+              <w:rPr>
+                <w:rFonts w:ascii="Calibri" w:hAnsi="Calibri"/>
+                <w:b w:val="1"/>
+                <w:bCs w:val="1"/>
+                <w:outline w:val="0"/>
+                <w:color w:val="000000"/>
+                <w:kern w:val="0"/>
+                <w:sz w:val="28"/>
+                <w:szCs w:val="28"/>
+                <w:u w:color="000000"/>
+                <w:rtl w:val="1"/>
+                <w:lang w:val="ar-SA" w:bidi="ar-SA"/>
+                <w14:textOutline w14:w="12700" w14:cap="flat">
+                  <w14:noFill/>
+                  <w14:miter w14:lim="400000"/>
+                </w14:textOutline>
+                <w14:textFill>
+                  <w14:solidFill>
+                    <w14:srgbClr w14:val="000000"/>
+                  </w14:solidFill>
+                </w14:textFill>
+              </w:rPr>
+              <w:t>}}</w:t>
+            </w:r>
+            <w:r>
+              <w:rPr>
+                <w:rFonts w:ascii="Times New Roman" w:cs="Times New Roman" w:hAnsi="Times New Roman" w:eastAsia="Times New Roman"/>
+                <w:outline w:val="0"/>
+                <w:color w:val="000000"/>
+                <w:kern w:val="0"/>
+                <w:u w:color="000000"/>
+                <w:rtl w:val="1"/>
+                <w:lang w:val="ar-SA" w:bidi="ar-SA"/>
+                <w14:textOutline w14:w="12700" w14:cap="flat">
+                  <w14:noFill/>
+                  <w14:miter w14:lim="400000"/>
+                </w14:textOutline>
+                <w14:textFill>
+                  <w14:solidFill>
+                    <w14:srgbClr w14:val="000000"/>
+                  </w14:solidFill>
+                </w14:textFill>
+              </w:rPr>
+              <w:tab/>
+            </w:r>
+          </w:p>
+        </w:tc>
+        <w:tc>
+          <w:tcPr>
+            <w:tcW w:type="dxa" w:w="1520"/>
+            <w:tcBorders>
+              <w:top w:val="single" w:color="ffffff" w:sz="16" w:space="0" w:shadow="0" w:frame="0"/>
+              <w:left w:val="single" w:color="ffffff" w:sz="8" w:space="0" w:shadow="0" w:frame="0"/>
+              <w:bottom w:val="single" w:color="ad8934" w:sz="16" w:space="0" w:shadow="0" w:frame="0"/>
+              <w:right w:val="single" w:color="ffffff" w:sz="16" w:space="0" w:shadow="0" w:frame="0"/>
+            </w:tcBorders>
+            <w:shd w:val="clear" w:color="auto" w:fill="ffffff"/>
+            <w:tcMar>
+              <w:top w:type="dxa" w:w="0"/>
+              <w:left w:type="dxa" w:w="0"/>
+              <w:bottom w:type="dxa" w:w="0"/>
+              <w:right w:type="dxa" w:w="0"/>
+            </w:tcMar>
+            <w:vAlign w:val="center"/>
+          </w:tcPr>
+          <w:p>
+            <w:pPr>
+              <w:pStyle w:val="Default"/>
+              <w:bidi w:val="1"/>
+              <w:spacing w:before="0" w:line="360" w:lineRule="auto"/>
+              <w:ind w:left="0" w:right="0" w:firstLine="0"/>
+              <w:jc w:val="left"/>
+              <w:rPr>
+                <w:rtl w:val="1"/>
+              </w:rPr>
+            </w:pPr>
+            <w:r>
+              <w:rPr>
+                <w:rFonts w:ascii="Arial Unicode MS" w:cs="Times New Roman" w:hAnsi="Arial Unicode MS" w:eastAsia="Arial Unicode MS" w:hint="cs"/>
+                <w:b w:val="1"/>
+                <w:bCs w:val="1"/>
+                <w:outline w:val="0"/>
+                <w:color w:val="000000"/>
+                <w:kern w:val="0"/>
+                <w:sz w:val="28"/>
+                <w:szCs w:val="28"/>
+                <w:u w:color="000000"/>
+                <w:rtl w:val="1"/>
+                <w:lang w:val="ar-SA" w:bidi="ar-SA"/>
+                <w14:textOutline w14:w="12700" w14:cap="flat">
+                  <w14:noFill/>
+                  <w14:miter w14:lim="400000"/>
+                </w14:textOutline>
+                <w14:textFill>
+                  <w14:solidFill>
+                    <w14:srgbClr w14:val="000000"/>
+                  </w14:solidFill>
+                </w14:textFill>
+              </w:rPr>
+              <w:t>الموضــــوع</w:t>
+            </w:r>
+            <w:r>
+              <w:rPr>
+                <w:rFonts w:ascii="Calibri" w:hAnsi="Calibri"/>
+                <w:b w:val="1"/>
+                <w:bCs w:val="1"/>
+                <w:outline w:val="0"/>
+                <w:color w:val="000000"/>
+                <w:kern w:val="0"/>
+                <w:sz w:val="28"/>
+                <w:szCs w:val="28"/>
+                <w:u w:color="000000"/>
+                <w:rtl w:val="1"/>
+                <w:lang w:val="ar-SA" w:bidi="ar-SA"/>
+                <w14:textOutline w14:w="12700" w14:cap="flat">
+                  <w14:noFill/>
+                  <w14:miter w14:lim="400000"/>
+                </w14:textOutline>
+                <w14:textFill>
+                  <w14:solidFill>
+                    <w14:srgbClr w14:val="000000"/>
+                  </w14:solidFill>
+                </w14:textFill>
+              </w:rPr>
+              <w:t>:</w:t>
+            </w:r>
+          </w:p>
+        </w:tc>
+      </w:tr>
+    </w:tbl>
+    <w:p>
+      <w:pPr>
+        <w:keepNext w:val="0"/>
+        <w:keepLines w:val="0"/>
+        <w:pageBreakBefore w:val="0"/>
+        <w:widowControl w:val="0"/>
+        <w:shd w:val="clear" w:color="auto" w:fill="auto"/>
+        <w:suppressAutoHyphens w:val="0"/>
+        <w:bidi w:val="0"/>
+        <w:spacing w:before="0" w:after="160" w:line="240" w:lineRule="auto"/>
+        <w:ind w:left="0" w:right="0" w:firstLine="0"/>
+        <w:jc w:val="center"/>
+        <w:outlineLvl w:val="9"/>
+        <w:rPr>
+          <w:rFonts w:ascii="Times New Roman" w:cs="Times New Roman" w:hAnsi="Times New Roman" w:eastAsia="Times New Roman"/>
+          <w:b w:val="0"/>
+          <w:bCs w:val="0"/>
+          <w:i w:val="0"/>
+          <w:iCs w:val="0"/>
+          <w:caps w:val="0"/>
+          <w:smallCaps w:val="0"/>
+          <w:strike w:val="0"/>
+          <w:dstrike w:val="0"/>
+          <w:outline w:val="0"/>
+          <w:color w:val="000000"/>
+          <w:spacing w:val="0"/>
+          <w:kern w:val="0"/>
+          <w:position w:val="0"/>
+          <w:sz w:val="24"/>
+          <w:szCs w:val="24"/>
+          <w:u w:val="none" w:color="000000"/>
+          <w:shd w:val="nil" w:color="auto" w:fill="auto"/>
+          <w:vertAlign w:val="baseline"/>
+          <w:rtl w:val="0"/>
+          <w14:textOutline w14:w="12700" w14:cap="flat">
+            <w14:noFill/>
+            <w14:miter w14:lim="400000"/>
+          </w14:textOutline>
+          <w14:textFill>
+            <w14:solidFill>
+              <w14:srgbClr w14:val="000000"/>
+            </w14:solidFill>
+          </w14:textFill>
+        </w:rPr>
+      </w:pPr>
     </w:p>
     <w:p>
       <w:pPr>
-        <w:pStyle w:val="Body A"/>
-        <w:tabs>
-          <w:tab w:val="left" w:pos="720"/>
-          <w:tab w:val="left" w:pos="1440"/>
-          <w:tab w:val="left" w:pos="2160"/>
-          <w:tab w:val="left" w:pos="2880"/>
-          <w:tab w:val="left" w:pos="8985"/>
-        </w:tabs>
-        <w:spacing w:line="360" w:lineRule="auto"/>
-        <w:jc w:val="both"/>
-        <w:rPr>
-          <w:b w:val="1"/>
-          <w:bCs w:val="1"/>
-          <w:sz w:val="28"/>
-          <w:szCs w:val="28"/>
-          <w:lang w:val="ar-SA" w:bidi="ar-SA"/>
-        </w:rPr>
-      </w:pPr>
-      <w:r>
-        <w:rPr>
-          <w:rFonts w:ascii="Arial Unicode MS" w:cs="Times New Roman" w:hAnsi="Arial Unicode MS" w:eastAsia="Arial Unicode MS" w:hint="cs"/>
-          <w:b w:val="1"/>
-          <w:bCs w:val="1"/>
-          <w:sz w:val="28"/>
-          <w:szCs w:val="28"/>
-          <w:rtl w:val="1"/>
-          <w:lang w:val="ar-SA" w:bidi="ar-SA"/>
-        </w:rPr>
-        <w:t>الراســــــــل</w:t>
-      </w:r>
-      <w:r>
-        <w:rPr>
-          <w:b w:val="1"/>
-          <w:bCs w:val="1"/>
-          <w:sz w:val="28"/>
-          <w:szCs w:val="28"/>
-          <w:rtl w:val="1"/>
-          <w:lang w:val="ar-SA" w:bidi="ar-SA"/>
-        </w:rPr>
-        <w:t>: {{SENDER_TOP}}</w:t>
-      </w:r>
-    </w:p>
-    <w:p>
-      <w:pPr>
-        <w:pStyle w:val="Body A"/>
-        <w:spacing w:line="360" w:lineRule="auto"/>
-        <w:jc w:val="both"/>
-        <w:rPr>
-          <w:b w:val="1"/>
-          <w:bCs w:val="1"/>
-          <w:sz w:val="28"/>
-          <w:szCs w:val="28"/>
-          <w:lang w:val="ar-SA" w:bidi="ar-SA"/>
-        </w:rPr>
-      </w:pPr>
-      <w:r>
-        <w:rPr>
-          <w:rFonts w:ascii="Arial Unicode MS" w:cs="Times New Roman" w:hAnsi="Arial Unicode MS" w:eastAsia="Arial Unicode MS" w:hint="cs"/>
-          <w:b w:val="1"/>
-          <w:bCs w:val="1"/>
-          <w:sz w:val="28"/>
-          <w:szCs w:val="28"/>
-          <w:rtl w:val="1"/>
-          <w:lang w:val="ar-SA" w:bidi="ar-SA"/>
-        </w:rPr>
-        <w:t>المرسـل إليه</w:t>
-      </w:r>
-      <w:r>
-        <w:rPr>
-          <w:b w:val="1"/>
-          <w:bCs w:val="1"/>
-          <w:sz w:val="28"/>
-          <w:szCs w:val="28"/>
-          <w:rtl w:val="1"/>
-          <w:lang w:val="ar-SA" w:bidi="ar-SA"/>
-        </w:rPr>
-        <w:t>: {{STACK_HOLDER}} / {{POSITION}}</w:t>
-      </w:r>
-    </w:p>
-    <w:p>
-      <w:pPr>
-        <w:pStyle w:val="Body A"/>
-        <w:spacing w:line="360" w:lineRule="auto"/>
-        <w:jc w:val="both"/>
-      </w:pPr>
-      <w:r>
-        <w:rPr>
-          <w:rFonts w:ascii="Arial Unicode MS" w:cs="Times New Roman" w:hAnsi="Arial Unicode MS" w:eastAsia="Arial Unicode MS" w:hint="cs"/>
-          <w:b w:val="1"/>
-          <w:bCs w:val="1"/>
-          <w:sz w:val="28"/>
-          <w:szCs w:val="28"/>
-          <w:rtl w:val="1"/>
-          <w:lang w:val="ar-SA" w:bidi="ar-SA"/>
-        </w:rPr>
-        <w:t>الموضــــوع</w:t>
-      </w:r>
-      <w:r>
-        <w:rPr>
-          <w:b w:val="1"/>
-          <w:bCs w:val="1"/>
-          <w:sz w:val="28"/>
-          <w:szCs w:val="28"/>
-          <w:rtl w:val="1"/>
-          <w:lang w:val="ar-SA" w:bidi="ar-SA"/>
-        </w:rPr>
-        <w:t>: {{</w:t>
-      </w:r>
-      <w:r>
-        <w:rPr>
-          <w:b w:val="1"/>
-          <w:bCs w:val="1"/>
-          <w:sz w:val="28"/>
-          <w:szCs w:val="28"/>
-          <w:rtl w:val="0"/>
-          <w:lang w:val="en-US"/>
-        </w:rPr>
-        <w:t>SUBJECT</w:t>
-      </w:r>
-      <w:r>
-        <w:rPr>
-          <w:b w:val="1"/>
-          <w:bCs w:val="1"/>
-          <w:sz w:val="28"/>
-          <w:szCs w:val="28"/>
-          <w:rtl w:val="1"/>
-          <w:lang w:val="ar-SA" w:bidi="ar-SA"/>
-        </w:rPr>
-        <w:t>}}</w:t>
-      </w:r>
-      <w:r>
-        <w:rPr>
-          <w:lang w:val="ar-SA" w:bidi="ar-SA"/>
-        </w:rPr>
-        <w:tab/>
-      </w:r>
-    </w:p>
-    <w:p>
-      <w:pPr>
-        <w:pStyle w:val="Body A"/>
-        <w:jc w:val="center"/>
-      </w:pPr>
-      <w:r>
-        <w:rPr>
-          <w:b w:val="1"/>
-          <w:bCs w:val="1"/>
-          <w:sz w:val="28"/>
-          <w:szCs w:val="28"/>
-        </w:rPr>
-        <mc:AlternateContent>
-          <mc:Choice Requires="wps">
-            <w:drawing xmlns:a="http://schemas.openxmlformats.org/drawingml/2006/main">
-              <wp:anchor distT="0" distB="0" distL="0" distR="0" simplePos="0" relativeHeight="251659264" behindDoc="0" locked="0" layoutInCell="1" allowOverlap="1">
-                <wp:simplePos x="0" y="0"/>
-                <wp:positionH relativeFrom="column">
-                  <wp:posOffset>-180656</wp:posOffset>
-                </wp:positionH>
-                <wp:positionV relativeFrom="line">
-                  <wp:posOffset>70537</wp:posOffset>
-                </wp:positionV>
-                <wp:extent cx="6520183" cy="3"/>
-                <wp:effectExtent l="0" t="0" r="0" b="0"/>
-                <wp:wrapNone/>
-                <wp:docPr id="1073741830" name="officeArt object" descr="Straight Connector 2"/>
-                <wp:cNvGraphicFramePr/>
-                <a:graphic xmlns:a="http://schemas.openxmlformats.org/drawingml/2006/main">
-                  <a:graphicData uri="http://schemas.microsoft.com/office/word/2010/wordprocessingShape">
-                    <wps:wsp>
-                      <wps:cNvSpPr/>
-                      <wps:spPr>
-                        <a:xfrm flipH="1" flipV="1">
-                          <a:off x="0" y="0"/>
-                          <a:ext cx="6520183" cy="3"/>
-                        </a:xfrm>
-                        <a:prstGeom prst="line">
-                          <a:avLst/>
-                        </a:prstGeom>
-                        <a:noFill/>
-                        <a:ln w="28575" cap="flat">
-                          <a:solidFill>
-                            <a:srgbClr val="B4881A"/>
-                          </a:solidFill>
-                          <a:prstDash val="solid"/>
-                          <a:miter lim="800000"/>
-                        </a:ln>
-                        <a:effectLst/>
-                      </wps:spPr>
-                      <wps:bodyPr/>
-                    </wps:wsp>
-                  </a:graphicData>
-                </a:graphic>
-              </wp:anchor>
-            </w:drawing>
-          </mc:Choice>
-          <mc:Fallback>
-            <w:pict>
-              <v:line id="_x0000_s1027" style="visibility:visible;position:absolute;margin-left:-14.2pt;margin-top:5.6pt;width:513.4pt;height:0.0pt;z-index:251659264;mso-position-horizontal:absolute;mso-position-horizontal-relative:text;mso-position-vertical:absolute;mso-position-vertical-relative:line;mso-wrap-distance-left:0.0pt;mso-wrap-distance-top:0.0pt;mso-wrap-distance-right:0.0pt;mso-wrap-distance-bottom:0.0pt;flip:x y;">
-                <v:fill on="f"/>
-                <v:stroke filltype="solid" color="#B4881A" opacity="100.0%" weight="2.2pt" dashstyle="solid" endcap="flat" miterlimit="800.0%" joinstyle="miter" linestyle="single" startarrow="none" startarrowwidth="medium" startarrowlength="medium" endarrow="none" endarrowwidth="medium" endarrowlength="medium"/>
-                <w10:wrap type="none" side="bothSides" anchorx="text"/>
-              </v:line>
-            </w:pict>
-          </mc:Fallback>
-        </mc:AlternateContent>
-      </w:r>
-    </w:p>
-    <w:p>
-      <w:pPr>
-        <w:pStyle w:val="Body B"/>
+        <w:pStyle w:val="Default"/>
         <w:bidi w:val="1"/>
+        <w:spacing w:before="0" w:line="240" w:lineRule="auto"/>
         <w:ind w:left="0" w:right="0" w:firstLine="0"/>
         <w:jc w:val="center"/>
+        <w:outlineLvl w:val="0"/>
         <w:rPr>
+          <w:rFonts w:ascii="Times New Roman" w:cs="Times New Roman" w:hAnsi="Times New Roman" w:eastAsia="Times New Roman"/>
+          <w:outline w:val="0"/>
+          <w:color w:val="000000"/>
+          <w:kern w:val="0"/>
           <w:sz w:val="38"/>
           <w:szCs w:val="38"/>
+          <w:u w:color="000000"/>
           <w:rtl w:val="1"/>
+          <w14:textOutline w14:w="12700" w14:cap="flat">
+            <w14:noFill/>
+            <w14:miter w14:lim="400000"/>
+          </w14:textOutline>
+          <w14:textFill>
+            <w14:solidFill>
+              <w14:srgbClr w14:val="000000"/>
+            </w14:solidFill>
+          </w14:textFill>
         </w:rPr>
       </w:pPr>
       <w:r>
@@ -612,18 +1230,23 @@
           <w:bCs w:val="1"/>
           <w:outline w:val="0"/>
           <w:color w:val="ee0000"/>
+          <w:kern w:val="0"/>
           <w:sz w:val="38"/>
           <w:szCs w:val="38"/>
           <w:u w:color="ee0000"/>
           <w:rtl w:val="1"/>
           <w:lang w:val="ar-SA" w:bidi="ar-SA"/>
+          <w14:textOutline w14:w="12700" w14:cap="flat">
+            <w14:noFill/>
+            <w14:miter w14:lim="400000"/>
+          </w14:textOutline>
           <w14:textFill>
             <w14:solidFill>
               <w14:srgbClr w14:val="EE0000"/>
             </w14:solidFill>
           </w14:textFill>
         </w:rPr>
-        <w:t xml:space="preserve">عناية السيد </w:t>
+        <w:t>عناية السيد</w:t>
       </w:r>
       <w:r>
         <w:rPr>
@@ -632,18 +1255,23 @@
           <w:bCs w:val="1"/>
           <w:outline w:val="0"/>
           <w:color w:val="ee0000"/>
+          <w:kern w:val="0"/>
           <w:sz w:val="38"/>
           <w:szCs w:val="38"/>
           <w:u w:color="ee0000"/>
-          <w:rtl w:val="1"/>
-          <w:lang w:val="ar-SA" w:bidi="ar-SA"/>
+          <w:rtl w:val="0"/>
+          <w:lang w:val="en-US"/>
+          <w14:textOutline w14:w="12700" w14:cap="flat">
+            <w14:noFill/>
+            <w14:miter w14:lim="400000"/>
+          </w14:textOutline>
           <w14:textFill>
             <w14:solidFill>
               <w14:srgbClr w14:val="EE0000"/>
             </w14:solidFill>
           </w14:textFill>
         </w:rPr>
-        <w:t>{{</w:t>
+        <w:t xml:space="preserve"> {{</w:t>
       </w:r>
       <w:r>
         <w:rPr>
@@ -652,35 +1280,72 @@
           <w:bCs w:val="1"/>
           <w:outline w:val="0"/>
           <w:color w:val="ee0000"/>
+          <w:kern w:val="0"/>
           <w:sz w:val="38"/>
           <w:szCs w:val="38"/>
           <w:u w:color="ee0000"/>
           <w:rtl w:val="0"/>
           <w:lang w:val="de-DE"/>
+          <w14:textOutline w14:w="12700" w14:cap="flat">
+            <w14:noFill/>
+            <w14:miter w14:lim="400000"/>
+          </w14:textOutline>
           <w14:textFill>
             <w14:solidFill>
               <w14:srgbClr w14:val="EE0000"/>
             </w14:solidFill>
           </w14:textFill>
         </w:rPr>
-        <w:t xml:space="preserve">STACK_HOLDER}} </w:t>
+        <w:t>STACK_HOLDER</w:t>
+      </w:r>
+      <w:r>
+        <w:rPr>
+          <w:rFonts w:ascii="Times New Roman" w:hAnsi="Times New Roman"/>
+          <w:b w:val="1"/>
+          <w:bCs w:val="1"/>
+          <w:outline w:val="0"/>
+          <w:color w:val="ee0000"/>
+          <w:kern w:val="0"/>
+          <w:sz w:val="38"/>
+          <w:szCs w:val="38"/>
+          <w:u w:color="ee0000"/>
+          <w:rtl w:val="0"/>
+          <w:lang w:val="en-US"/>
+          <w14:textOutline w14:w="12700" w14:cap="flat">
+            <w14:noFill/>
+            <w14:miter w14:lim="400000"/>
+          </w14:textOutline>
+          <w14:textFill>
+            <w14:solidFill>
+              <w14:srgbClr w14:val="EE0000"/>
+            </w14:solidFill>
+          </w14:textFill>
+        </w:rPr>
+        <w:t>}}</w:t>
       </w:r>
     </w:p>
     <w:p>
       <w:pPr>
-        <w:pStyle w:val="Body B"/>
+        <w:pStyle w:val="Default"/>
         <w:bidi w:val="1"/>
+        <w:spacing w:before="0" w:line="240" w:lineRule="auto"/>
         <w:ind w:left="0" w:right="0" w:firstLine="0"/>
         <w:jc w:val="center"/>
+        <w:outlineLvl w:val="0"/>
         <w:rPr>
-          <w:rFonts w:ascii="Arial" w:cs="Arial" w:hAnsi="Arial" w:eastAsia="Arial"/>
+          <w:rFonts w:ascii="Times New Roman" w:cs="Times New Roman" w:hAnsi="Times New Roman" w:eastAsia="Times New Roman"/>
           <w:outline w:val="0"/>
           <w:color w:val="ee0000"/>
+          <w:kern w:val="0"/>
           <w:sz w:val="32"/>
           <w:szCs w:val="32"/>
           <w:u w:color="ee0000"/>
-          <w:vertAlign w:val="baseline"/>
           <w:rtl w:val="1"/>
+          <w:lang w:val="en-US"/>
+          <w14:textOutline w14:w="12700" w14:cap="flat">
+            <w14:noFill/>
+            <w14:miter w14:lim="400000"/>
+          </w14:textOutline>
           <w14:textFill>
             <w14:solidFill>
               <w14:srgbClr w14:val="EE0000"/>
@@ -690,17 +1355,21 @@
       </w:pPr>
       <w:r>
         <w:rPr>
-          <w:rFonts w:ascii="Arial" w:hAnsi="Arial"/>
+          <w:rFonts w:ascii="Times New Roman" w:hAnsi="Times New Roman"/>
           <w:b w:val="1"/>
           <w:bCs w:val="1"/>
           <w:outline w:val="0"/>
           <w:color w:val="ee0000"/>
+          <w:kern w:val="0"/>
           <w:sz w:val="32"/>
           <w:szCs w:val="32"/>
           <w:u w:color="ee0000"/>
-          <w:vertAlign w:val="baseline"/>
           <w:rtl w:val="0"/>
           <w:lang w:val="en-US"/>
+          <w14:textOutline w14:w="12700" w14:cap="flat">
+            <w14:noFill/>
+            <w14:miter w14:lim="400000"/>
+          </w14:textOutline>
           <w14:textFill>
             <w14:solidFill>
               <w14:srgbClr w14:val="EE0000"/>
@@ -712,18 +1381,28 @@
     </w:p>
     <w:p>
       <w:pPr>
-        <w:pStyle w:val="Body A"/>
+        <w:pStyle w:val="Default"/>
+        <w:bidi w:val="1"/>
+        <w:spacing w:before="0" w:line="240" w:lineRule="auto"/>
+        <w:ind w:left="0" w:right="0" w:firstLine="0"/>
         <w:jc w:val="center"/>
+        <w:outlineLvl w:val="0"/>
         <w:rPr>
           <w:rFonts w:ascii="Arial" w:cs="Arial" w:hAnsi="Arial" w:eastAsia="Arial"/>
           <w:b w:val="1"/>
           <w:bCs w:val="1"/>
           <w:outline w:val="0"/>
           <w:color w:val="ee0000"/>
+          <w:kern w:val="0"/>
           <w:sz w:val="28"/>
           <w:szCs w:val="28"/>
           <w:u w:color="ee0000"/>
           <w:vertAlign w:val="baseline"/>
+          <w:rtl w:val="1"/>
+          <w14:textOutline w14:w="12700" w14:cap="flat">
+            <w14:noFill/>
+            <w14:miter w14:lim="400000"/>
+          </w14:textOutline>
           <w14:textFill>
             <w14:solidFill>
               <w14:srgbClr w14:val="EE0000"/>
@@ -733,17 +1412,21 @@
       </w:pPr>
       <w:r>
         <w:rPr>
-          <w:rFonts w:ascii="Arial Unicode MS" w:cs="Arial" w:hAnsi="Arial Unicode MS" w:eastAsia="Arial Unicode MS" w:hint="cs"/>
+          <w:rFonts w:ascii="Arial Unicode MS" w:cs="Times New Roman" w:hAnsi="Arial Unicode MS" w:eastAsia="Arial Unicode MS" w:hint="cs"/>
           <w:b w:val="1"/>
           <w:bCs w:val="1"/>
           <w:outline w:val="0"/>
           <w:color w:val="ee0000"/>
+          <w:kern w:val="0"/>
           <w:sz w:val="28"/>
           <w:szCs w:val="28"/>
           <w:u w:color="ee0000"/>
-          <w:vertAlign w:val="baseline"/>
           <w:rtl w:val="1"/>
           <w:lang w:val="ar-SA" w:bidi="ar-SA"/>
+          <w14:textOutline w14:w="12700" w14:cap="flat">
+            <w14:noFill/>
+            <w14:miter w14:lim="400000"/>
+          </w14:textOutline>
           <w14:textFill>
             <w14:solidFill>
               <w14:srgbClr w14:val="EE0000"/>
@@ -754,15 +1437,40 @@
       </w:r>
       <w:r>
         <w:rPr>
-          <w:rFonts w:ascii="Arial" w:hAnsi="Arial"/>
+          <w:rFonts w:ascii="Calibri" w:hAnsi="Calibri"/>
           <w:b w:val="1"/>
           <w:bCs w:val="1"/>
           <w:outline w:val="0"/>
           <w:color w:val="ee0000"/>
+          <w:kern w:val="0"/>
           <w:sz w:val="28"/>
           <w:szCs w:val="28"/>
           <w:u w:color="ee0000"/>
-          <w:vertAlign w:val="baseline"/>
+          <w:rtl w:val="0"/>
+          <w:lang w:val="en-US"/>
+          <w14:textOutline w14:w="12700" w14:cap="flat">
+            <w14:noFill/>
+            <w14:miter w14:lim="400000"/>
+          </w14:textOutline>
+          <w14:textFill>
+            <w14:solidFill>
+              <w14:srgbClr w14:val="EE0000"/>
+            </w14:solidFill>
+          </w14:textFill>
+        </w:rPr>
+        <w:t xml:space="preserve"> </w:t>
+      </w:r>
+      <w:r>
+        <w:rPr>
+          <w:rFonts w:ascii="Calibri" w:hAnsi="Calibri"/>
+          <w:b w:val="1"/>
+          <w:bCs w:val="1"/>
+          <w:outline w:val="0"/>
+          <w:color w:val="ee0000"/>
+          <w:kern w:val="2"/>
+          <w:sz w:val="28"/>
+          <w:szCs w:val="28"/>
+          <w:u w:color="ee0000"/>
           <w:rtl w:val="0"/>
           <w:lang w:val="en-US"/>
           <w14:textFill>
@@ -771,23 +1479,36 @@
             </w14:solidFill>
           </w14:textFill>
         </w:rPr>
-        <w:t xml:space="preserve"> .....</w:t>
+        <w:t>.....</w:t>
       </w:r>
     </w:p>
     <w:p>
       <w:pPr>
-        <w:pStyle w:val="Body A"/>
+        <w:pStyle w:val="Default"/>
+        <w:bidi w:val="1"/>
+        <w:spacing w:before="0" w:line="240" w:lineRule="auto"/>
+        <w:ind w:left="0" w:right="0" w:firstLine="0"/>
+        <w:jc w:val="left"/>
+        <w:outlineLvl w:val="0"/>
+        <w:rPr>
+          <w:rtl w:val="1"/>
+        </w:rPr>
       </w:pPr>
       <w:r>
         <w:rPr>
-          <w:rFonts w:cs="Arial Unicode MS" w:eastAsia="Arial Unicode MS"/>
+          <w:rFonts w:ascii="Times New Roman" w:hAnsi="Times New Roman"/>
           <w:outline w:val="0"/>
           <w:color w:val="002060"/>
+          <w:kern w:val="0"/>
           <w:sz w:val="28"/>
           <w:szCs w:val="28"/>
           <w:u w:color="002060"/>
           <w:rtl w:val="0"/>
           <w:lang w:val="en-US"/>
+          <w14:textOutline w14:w="12700" w14:cap="flat">
+            <w14:noFill/>
+            <w14:miter w14:lim="400000"/>
+          </w14:textOutline>
           <w14:textFill>
             <w14:solidFill>
               <w14:srgbClr w14:val="002060"/>
@@ -796,16 +1517,28 @@
         </w:rPr>
         <w:t>{{BODY_TEXT}}</w:t>
       </w:r>
+      <w:r>
+        <w:rPr>
+          <w:rFonts w:ascii="Times New Roman" w:cs="Times New Roman" w:hAnsi="Times New Roman" w:eastAsia="Times New Roman"/>
+          <w:outline w:val="0"/>
+          <w:color w:val="000000"/>
+          <w:kern w:val="2"/>
+          <w:u w:color="000000"/>
+          <w:lang w:val="en-US"/>
+          <w14:textFill>
+            <w14:solidFill>
+              <w14:srgbClr w14:val="000000"/>
+            </w14:solidFill>
+          </w14:textFill>
+        </w:rPr>
+      </w:r>
     </w:p>
     <w:sectPr>
-      <w:headerReference w:type="default" r:id="rId6"/>
-      <w:headerReference w:type="first" r:id="rId7"/>
+      <w:headerReference w:type="default" r:id="rId7"/>
       <w:footerReference w:type="default" r:id="rId8"/>
-      <w:footerReference w:type="first" r:id="rId9"/>
-      <w:pgSz w:w="11900" w:h="16840" w:orient="portrait"/>
-      <w:pgMar w:top="851" w:right="1133" w:bottom="1701" w:left="1140" w:header="505" w:footer="850"/>
-      <w:titlePg w:val="1"/>
-      <w:bidi w:val="1"/>
+      <w:pgSz w:w="11906" w:h="16838" w:orient="portrait"/>
+      <w:pgMar w:top="1134" w:right="1134" w:bottom="1134" w:left="1134" w:header="709" w:footer="850"/>
+      <w:bidi w:val="0"/>
     </w:sectPr>
   </w:body>
 </w:document>
@@ -814,289 +1547,7 @@
 <file path=word/footer1.xml><?xml version="1.0" encoding="utf-8"?>
 <w:ftr xmlns:r="http://schemas.openxmlformats.org/officeDocument/2006/relationships" xmlns:wp="http://schemas.openxmlformats.org/drawingml/2006/wordprocessingDrawing" xmlns:w="http://schemas.openxmlformats.org/wordprocessingml/2006/main" xmlns:w10="urn:schemas-microsoft-com:office:word" xmlns:w14="http://schemas.microsoft.com/office/word/2010/wordml" xmlns:wps="http://schemas.microsoft.com/office/word/2010/wordprocessingShape" xmlns:wpg="http://schemas.microsoft.com/office/word/2010/wordprocessingGroup" xmlns:mc="http://schemas.openxmlformats.org/markup-compatibility/2006" xmlns:v="urn:schemas-microsoft-com:vml" xmlns:o="urn:schemas-microsoft-com:office:office" xmlns:m="http://schemas.openxmlformats.org/officeDocument/2006/math" mc:Ignorable="w14">
   <w:p>
-    <w:pPr>
-      <w:pStyle w:val="footer"/>
-      <w:jc w:val="center"/>
-      <w:rPr>
-        <w:b w:val="1"/>
-        <w:bCs w:val="1"/>
-      </w:rPr>
-    </w:pPr>
-    <w:r>
-      <w:rPr>
-        <w:rtl w:val="0"/>
-        <w:lang w:val="en-US"/>
-      </w:rPr>
-      <w:t>HUEEDK000F090102</w:t>
-    </w:r>
-  </w:p>
-  <w:p>
-    <w:pPr>
-      <w:pStyle w:val="footer"/>
-      <w:jc w:val="center"/>
-      <w:rPr>
-        <w:b w:val="1"/>
-        <w:bCs w:val="1"/>
-        <w:sz w:val="20"/>
-        <w:szCs w:val="20"/>
-        <w:lang w:val="ar-SA" w:bidi="ar-SA"/>
-      </w:rPr>
-    </w:pPr>
-    <w:r>
-      <w:rPr>
-        <w:rFonts w:ascii="Arial Unicode MS" w:cs="Times New Roman" w:hAnsi="Arial Unicode MS" w:eastAsia="Arial Unicode MS" w:hint="cs"/>
-        <w:b w:val="1"/>
-        <w:bCs w:val="1"/>
-        <w:sz w:val="20"/>
-        <w:szCs w:val="20"/>
-        <w:rtl w:val="1"/>
-        <w:lang w:val="ar-SA" w:bidi="ar-SA"/>
-      </w:rPr>
-      <w:t xml:space="preserve">اصدار </w:t>
-    </w:r>
-    <w:r>
-      <w:rPr>
-        <w:rFonts w:ascii="Arial" w:hAnsi="Arial"/>
-        <w:sz w:val="20"/>
-        <w:szCs w:val="20"/>
-        <w:rtl w:val="1"/>
-        <w:lang w:val="ar-SA" w:bidi="ar-SA"/>
-      </w:rPr>
-      <w:t xml:space="preserve">/ </w:t>
-    </w:r>
-    <w:r>
-      <w:rPr>
-        <w:rFonts w:ascii="Arial Unicode MS" w:cs="Times New Roman" w:hAnsi="Arial Unicode MS" w:eastAsia="Arial Unicode MS" w:hint="cs"/>
-        <w:b w:val="1"/>
-        <w:bCs w:val="1"/>
-        <w:sz w:val="20"/>
-        <w:szCs w:val="20"/>
-        <w:rtl w:val="1"/>
-        <w:lang w:val="ar-SA" w:bidi="ar-SA"/>
-      </w:rPr>
-      <w:t>تعديل رقم</w:t>
-    </w:r>
-    <w:r>
-      <w:rPr>
-        <w:rFonts w:ascii="Arial" w:hAnsi="Arial"/>
-        <w:sz w:val="20"/>
-        <w:szCs w:val="20"/>
-        <w:rtl w:val="1"/>
-        <w:lang w:val="ar-SA" w:bidi="ar-SA"/>
-      </w:rPr>
-      <w:t xml:space="preserve">: (2/0) </w:t>
-    </w:r>
-    <w:r>
-      <w:rPr>
-        <w:rFonts w:ascii="Arial Unicode MS" w:cs="Times New Roman" w:hAnsi="Arial Unicode MS" w:eastAsia="Arial Unicode MS" w:hint="cs"/>
-        <w:b w:val="1"/>
-        <w:bCs w:val="1"/>
-        <w:sz w:val="20"/>
-        <w:szCs w:val="20"/>
-        <w:rtl w:val="1"/>
-        <w:lang w:val="ar-SA" w:bidi="ar-SA"/>
-      </w:rPr>
-      <w:t>تاريخ الاصدار</w:t>
-    </w:r>
-    <w:r>
-      <w:rPr>
-        <w:rFonts w:ascii="Arial" w:hAnsi="Arial"/>
-        <w:sz w:val="20"/>
-        <w:szCs w:val="20"/>
-        <w:rtl w:val="1"/>
-        <w:lang w:val="ar-SA" w:bidi="ar-SA"/>
-      </w:rPr>
-      <w:t>: 01/12/2024</w:t>
-    </w:r>
-  </w:p>
-  <w:p>
-    <w:pPr>
-      <w:pStyle w:val="footer"/>
-      <w:jc w:val="center"/>
-      <w:rPr>
-        <w:lang w:val="ar-SA" w:bidi="ar-SA"/>
-      </w:rPr>
-    </w:pPr>
-  </w:p>
-  <w:p>
-    <w:pPr>
-      <w:pStyle w:val="footer"/>
-      <w:jc w:val="center"/>
-    </w:pPr>
-    <w:r>
-      <w:rPr>
-        <w:rFonts w:ascii="Arial" w:cs="Arial" w:hAnsi="Arial" w:eastAsia="Arial"/>
-      </w:rPr>
-      <w:fldChar w:fldCharType="begin" w:fldLock="0"/>
-    </w:r>
-    <w:r>
-      <w:rPr>
-        <w:rFonts w:ascii="Arial" w:cs="Arial" w:hAnsi="Arial" w:eastAsia="Arial"/>
-      </w:rPr>
-      <w:instrText xml:space="preserve"> PAGE </w:instrText>
-    </w:r>
-    <w:r>
-      <w:rPr>
-        <w:rFonts w:ascii="Arial" w:cs="Arial" w:hAnsi="Arial" w:eastAsia="Arial"/>
-      </w:rPr>
-      <w:fldChar w:fldCharType="separate" w:fldLock="0"/>
-    </w:r>
-    <w:r>
-      <w:rPr>
-        <w:rFonts w:ascii="Arial" w:cs="Arial" w:hAnsi="Arial" w:eastAsia="Arial"/>
-      </w:rPr>
-    </w:r>
-    <w:r>
-      <w:rPr>
-        <w:rFonts w:ascii="Arial" w:cs="Arial" w:hAnsi="Arial" w:eastAsia="Arial"/>
-      </w:rPr>
-      <w:fldChar w:fldCharType="end" w:fldLock="0"/>
-    </w:r>
-  </w:p>
-</w:ftr>
-</file>
-
-<file path=word/footer2.xml><?xml version="1.0" encoding="utf-8"?>
-<w:ftr xmlns:r="http://schemas.openxmlformats.org/officeDocument/2006/relationships" xmlns:wp="http://schemas.openxmlformats.org/drawingml/2006/wordprocessingDrawing" xmlns:w="http://schemas.openxmlformats.org/wordprocessingml/2006/main" xmlns:w10="urn:schemas-microsoft-com:office:word" xmlns:w14="http://schemas.microsoft.com/office/word/2010/wordml" xmlns:wps="http://schemas.microsoft.com/office/word/2010/wordprocessingShape" xmlns:wpg="http://schemas.microsoft.com/office/word/2010/wordprocessingGroup" xmlns:mc="http://schemas.openxmlformats.org/markup-compatibility/2006" xmlns:v="urn:schemas-microsoft-com:vml" xmlns:o="urn:schemas-microsoft-com:office:office" xmlns:m="http://schemas.openxmlformats.org/officeDocument/2006/math" mc:Ignorable="w14">
-  <w:p>
-    <w:pPr>
-      <w:pStyle w:val="footer"/>
-      <w:jc w:val="center"/>
-      <w:rPr>
-        <w:b w:val="1"/>
-        <w:bCs w:val="1"/>
-      </w:rPr>
-    </w:pPr>
-    <w:r>
-      <w:rPr>
-        <w:rtl w:val="0"/>
-        <w:lang w:val="en-US"/>
-      </w:rPr>
-      <w:t>HUEEDK000F090102</w:t>
-    </w:r>
-  </w:p>
-  <w:p>
-    <w:pPr>
-      <w:pStyle w:val="footer"/>
-      <w:jc w:val="center"/>
-      <w:rPr>
-        <w:b w:val="1"/>
-        <w:bCs w:val="1"/>
-        <w:sz w:val="20"/>
-        <w:szCs w:val="20"/>
-        <w:lang w:val="ar-SA" w:bidi="ar-SA"/>
-      </w:rPr>
-    </w:pPr>
-    <w:r>
-      <w:rPr>
-        <w:rFonts w:ascii="Arial Unicode MS" w:cs="Times New Roman" w:hAnsi="Arial Unicode MS" w:eastAsia="Arial Unicode MS" w:hint="cs"/>
-        <w:b w:val="1"/>
-        <w:bCs w:val="1"/>
-        <w:sz w:val="20"/>
-        <w:szCs w:val="20"/>
-        <w:rtl w:val="1"/>
-        <w:lang w:val="ar-SA" w:bidi="ar-SA"/>
-      </w:rPr>
-      <w:t xml:space="preserve">اصدار </w:t>
-    </w:r>
-    <w:r>
-      <w:rPr>
-        <w:rFonts w:ascii="Arial" w:hAnsi="Arial"/>
-        <w:sz w:val="20"/>
-        <w:szCs w:val="20"/>
-        <w:rtl w:val="1"/>
-        <w:lang w:val="ar-SA" w:bidi="ar-SA"/>
-      </w:rPr>
-      <w:t xml:space="preserve">/ </w:t>
-    </w:r>
-    <w:r>
-      <w:rPr>
-        <w:rFonts w:ascii="Arial Unicode MS" w:cs="Times New Roman" w:hAnsi="Arial Unicode MS" w:eastAsia="Arial Unicode MS" w:hint="cs"/>
-        <w:b w:val="1"/>
-        <w:bCs w:val="1"/>
-        <w:sz w:val="20"/>
-        <w:szCs w:val="20"/>
-        <w:rtl w:val="1"/>
-        <w:lang w:val="ar-SA" w:bidi="ar-SA"/>
-      </w:rPr>
-      <w:t>تعديل رقم</w:t>
-    </w:r>
-    <w:r>
-      <w:rPr>
-        <w:rFonts w:ascii="Arial" w:hAnsi="Arial"/>
-        <w:sz w:val="20"/>
-        <w:szCs w:val="20"/>
-        <w:rtl w:val="1"/>
-        <w:lang w:val="ar-SA" w:bidi="ar-SA"/>
-      </w:rPr>
-      <w:t xml:space="preserve">: (2/0) </w:t>
-    </w:r>
-    <w:r>
-      <w:rPr>
-        <w:rFonts w:ascii="Arial Unicode MS" w:cs="Times New Roman" w:hAnsi="Arial Unicode MS" w:eastAsia="Arial Unicode MS" w:hint="cs"/>
-        <w:b w:val="1"/>
-        <w:bCs w:val="1"/>
-        <w:sz w:val="20"/>
-        <w:szCs w:val="20"/>
-        <w:rtl w:val="1"/>
-        <w:lang w:val="ar-SA" w:bidi="ar-SA"/>
-      </w:rPr>
-      <w:t>تاريخ الاصدار</w:t>
-    </w:r>
-    <w:r>
-      <w:rPr>
-        <w:rFonts w:ascii="Arial" w:hAnsi="Arial"/>
-        <w:sz w:val="20"/>
-        <w:szCs w:val="20"/>
-        <w:rtl w:val="1"/>
-        <w:lang w:val="ar-SA" w:bidi="ar-SA"/>
-      </w:rPr>
-      <w:t>: 01/12/2024</w:t>
-    </w:r>
-  </w:p>
-  <w:p>
-    <w:pPr>
-      <w:pStyle w:val="footer"/>
-      <w:jc w:val="center"/>
-      <w:rPr>
-        <w:lang w:val="ar-SA" w:bidi="ar-SA"/>
-      </w:rPr>
-    </w:pPr>
-  </w:p>
-  <w:p>
-    <w:pPr>
-      <w:pStyle w:val="footer"/>
-      <w:jc w:val="center"/>
-    </w:pPr>
-    <w:r>
-      <w:rPr>
-        <w:rtl w:val="1"/>
-      </w:rPr>
-      <w:fldChar w:fldCharType="begin" w:fldLock="0"/>
-    </w:r>
-    <w:r>
-      <w:rPr>
-        <w:rtl w:val="1"/>
-      </w:rPr>
-      <w:instrText xml:space="preserve"> PAGE </w:instrText>
-    </w:r>
-    <w:r>
-      <w:rPr>
-        <w:rtl w:val="1"/>
-      </w:rPr>
-      <w:fldChar w:fldCharType="separate" w:fldLock="0"/>
-    </w:r>
-    <w:r>
-      <w:rPr>
-        <w:rtl w:val="1"/>
-      </w:rPr>
-    </w:r>
-    <w:r>
-      <w:rPr>
-        <w:rtl w:val="1"/>
-      </w:rPr>
-      <w:fldChar w:fldCharType="end" w:fldLock="0"/>
-    </w:r>
+    <w:r/>
   </w:p>
 </w:ftr>
 </file>
@@ -1104,123 +1555,67 @@
 <file path=word/header1.xml><?xml version="1.0" encoding="utf-8"?>
 <w:hdr xmlns:r="http://schemas.openxmlformats.org/officeDocument/2006/relationships" xmlns:wp="http://schemas.openxmlformats.org/drawingml/2006/wordprocessingDrawing" xmlns:w="http://schemas.openxmlformats.org/wordprocessingml/2006/main" xmlns:w10="urn:schemas-microsoft-com:office:word" xmlns:w14="http://schemas.microsoft.com/office/word/2010/wordml" xmlns:wps="http://schemas.microsoft.com/office/word/2010/wordprocessingShape" xmlns:wpg="http://schemas.microsoft.com/office/word/2010/wordprocessingGroup" xmlns:mc="http://schemas.openxmlformats.org/markup-compatibility/2006" xmlns:v="urn:schemas-microsoft-com:vml" xmlns:o="urn:schemas-microsoft-com:office:office" xmlns:m="http://schemas.openxmlformats.org/officeDocument/2006/math" mc:Ignorable="w14">
   <w:p>
-    <w:pPr>
-      <w:pStyle w:val="header"/>
-    </w:pPr>
     <w:r>
-      <w:drawing xmlns:a="http://schemas.openxmlformats.org/drawingml/2006/main">
-        <wp:anchor distT="152400" distB="152400" distL="152400" distR="152400" simplePos="0" relativeHeight="251658240" behindDoc="1" locked="0" layoutInCell="1" allowOverlap="1">
-          <wp:simplePos x="0" y="0"/>
-          <wp:positionH relativeFrom="page">
-            <wp:posOffset>0</wp:posOffset>
-          </wp:positionH>
-          <wp:positionV relativeFrom="page">
-            <wp:posOffset>0</wp:posOffset>
-          </wp:positionV>
-          <wp:extent cx="7590791" cy="10736620"/>
-          <wp:effectExtent l="0" t="0" r="0" b="0"/>
-          <wp:wrapNone/>
-          <wp:docPr id="1073741825" name="officeArt object" descr="Picture 701694653"/>
-          <wp:cNvGraphicFramePr/>
-          <a:graphic xmlns:a="http://schemas.openxmlformats.org/drawingml/2006/main">
-            <a:graphicData uri="http://schemas.openxmlformats.org/drawingml/2006/picture">
-              <pic:pic xmlns:pic="http://schemas.openxmlformats.org/drawingml/2006/picture">
-                <pic:nvPicPr>
-                  <pic:cNvPr id="1073741825" name="Picture 701694653" descr="Picture 701694653"/>
-                  <pic:cNvPicPr>
-                    <a:picLocks noChangeAspect="1"/>
-                  </pic:cNvPicPr>
-                </pic:nvPicPr>
-                <pic:blipFill>
-                  <a:blip r:embed="rId1">
-                    <a:extLst/>
-                  </a:blip>
-                  <a:stretch>
-                    <a:fillRect/>
-                  </a:stretch>
-                </pic:blipFill>
-                <pic:spPr>
-                  <a:xfrm>
-                    <a:off x="0" y="0"/>
-                    <a:ext cx="7590791" cy="10736620"/>
-                  </a:xfrm>
-                  <a:prstGeom prst="rect">
-                    <a:avLst/>
-                  </a:prstGeom>
-                  <a:ln w="12700" cap="flat">
-                    <a:noFill/>
-                    <a:miter lim="400000"/>
-                  </a:ln>
-                  <a:effectLst/>
-                </pic:spPr>
-              </pic:pic>
-            </a:graphicData>
-          </a:graphic>
-        </wp:anchor>
-      </w:drawing>
-    </w:r>
-    <w:r/>
-  </w:p>
-</w:hdr>
-</file>
-
-<file path=word/header2.xml><?xml version="1.0" encoding="utf-8"?>
-<w:hdr xmlns:r="http://schemas.openxmlformats.org/officeDocument/2006/relationships" xmlns:wp="http://schemas.openxmlformats.org/drawingml/2006/wordprocessingDrawing" xmlns:w="http://schemas.openxmlformats.org/wordprocessingml/2006/main" xmlns:w10="urn:schemas-microsoft-com:office:word" xmlns:w14="http://schemas.microsoft.com/office/word/2010/wordml" xmlns:wps="http://schemas.microsoft.com/office/word/2010/wordprocessingShape" xmlns:wpg="http://schemas.microsoft.com/office/word/2010/wordprocessingGroup" xmlns:mc="http://schemas.openxmlformats.org/markup-compatibility/2006" xmlns:v="urn:schemas-microsoft-com:vml" xmlns:o="urn:schemas-microsoft-com:office:office" xmlns:m="http://schemas.openxmlformats.org/officeDocument/2006/math" mc:Ignorable="w14">
-  <w:p>
-    <w:pPr>
-      <w:pStyle w:val="header"/>
-    </w:pPr>
-    <w:r>
-      <w:drawing xmlns:a="http://schemas.openxmlformats.org/drawingml/2006/main">
-        <wp:anchor distT="152400" distB="152400" distL="152400" distR="152400" simplePos="0" relativeHeight="251658240" behindDoc="1" locked="0" layoutInCell="1" allowOverlap="1">
-          <wp:simplePos x="0" y="0"/>
-          <wp:positionH relativeFrom="page">
-            <wp:posOffset>0</wp:posOffset>
-          </wp:positionH>
-          <wp:positionV relativeFrom="page">
-            <wp:posOffset>0</wp:posOffset>
-          </wp:positionV>
-          <wp:extent cx="7547782" cy="10675788"/>
-          <wp:effectExtent l="0" t="0" r="0" b="0"/>
-          <wp:wrapNone/>
-          <wp:docPr id="1073741826" name="officeArt object" descr="Picture 701694654"/>
-          <wp:cNvGraphicFramePr/>
-          <a:graphic xmlns:a="http://schemas.openxmlformats.org/drawingml/2006/main">
-            <a:graphicData uri="http://schemas.openxmlformats.org/drawingml/2006/picture">
-              <pic:pic xmlns:pic="http://schemas.openxmlformats.org/drawingml/2006/picture">
-                <pic:nvPicPr>
-                  <pic:cNvPr id="1073741826" name="Picture 701694654" descr="Picture 701694654"/>
-                  <pic:cNvPicPr>
-                    <a:picLocks noChangeAspect="1"/>
-                  </pic:cNvPicPr>
-                </pic:nvPicPr>
-                <pic:blipFill>
-                  <a:blip r:embed="rId1">
-                    <a:extLst/>
-                  </a:blip>
-                  <a:stretch>
-                    <a:fillRect/>
-                  </a:stretch>
-                </pic:blipFill>
-                <pic:spPr>
-                  <a:xfrm>
-                    <a:off x="0" y="0"/>
-                    <a:ext cx="7547782" cy="10675788"/>
-                  </a:xfrm>
-                  <a:prstGeom prst="rect">
-                    <a:avLst/>
-                  </a:prstGeom>
-                  <a:ln w="12700" cap="flat">
-                    <a:noFill/>
-                    <a:miter lim="400000"/>
-                  </a:ln>
-                  <a:effectLst/>
-                </pic:spPr>
-              </pic:pic>
-            </a:graphicData>
-          </a:graphic>
-        </wp:anchor>
-      </w:drawing>
+      <mc:AlternateContent>
+        <mc:Choice Requires="wps">
+          <w:drawing xmlns:a="http://schemas.openxmlformats.org/drawingml/2006/main">
+            <wp:anchor distT="152400" distB="152400" distL="152400" distR="152400" simplePos="0" relativeHeight="251658240" behindDoc="1" locked="0" layoutInCell="1" allowOverlap="1">
+              <wp:simplePos x="0" y="0"/>
+              <wp:positionH relativeFrom="page">
+                <wp:posOffset>0</wp:posOffset>
+              </wp:positionH>
+              <wp:positionV relativeFrom="page">
+                <wp:posOffset>0</wp:posOffset>
+              </wp:positionV>
+              <wp:extent cx="7560057" cy="10692004"/>
+              <wp:effectExtent l="0" t="0" r="0" b="0"/>
+              <wp:wrapNone/>
+              <wp:docPr id="1073741825" name="officeArt object" descr="Rectangle"/>
+              <wp:cNvGraphicFramePr/>
+              <a:graphic xmlns:a="http://schemas.openxmlformats.org/drawingml/2006/main">
+                <a:graphicData uri="http://schemas.microsoft.com/office/word/2010/wordprocessingShape">
+                  <wps:wsp>
+                    <wps:cNvSpPr/>
+                    <wps:spPr>
+                      <a:xfrm>
+                        <a:off x="0" y="0"/>
+                        <a:ext cx="7560057" cy="10692004"/>
+                      </a:xfrm>
+                      <a:prstGeom prst="roundRect">
+                        <a:avLst>
+                          <a:gd name="adj" fmla="val 0"/>
+                        </a:avLst>
+                      </a:prstGeom>
+                      <a:blipFill rotWithShape="1">
+                        <a:blip r:embed="rId1"/>
+                        <a:srcRect l="0" t="0" r="0" b="0"/>
+                        <a:stretch>
+                          <a:fillRect/>
+                        </a:stretch>
+                      </a:blipFill>
+                      <a:ln w="12700" cap="flat">
+                        <a:noFill/>
+                        <a:miter lim="400000"/>
+                      </a:ln>
+                      <a:effectLst/>
+                    </wps:spPr>
+                    <wps:bodyPr/>
+                  </wps:wsp>
+                </a:graphicData>
+              </a:graphic>
+            </wp:anchor>
+          </w:drawing>
+        </mc:Choice>
+        <mc:Fallback>
+          <w:pict>
+            <v:roundrect id="_x0000_s1026" style="visibility:visible;position:absolute;margin-left:0.0pt;margin-top:0.0pt;width:595.3pt;height:841.9pt;z-index:-251658240;mso-position-horizontal:absolute;mso-position-horizontal-relative:page;mso-position-vertical:absolute;mso-position-vertical-relative:page;mso-wrap-distance-left:12.0pt;mso-wrap-distance-top:12.0pt;mso-wrap-distance-right:12.0pt;mso-wrap-distance-bottom:12.0pt;" adj="0">
+              <v:fill r:id="rId1" o:title="download.png" rotate="t" type="frame"/>
+              <v:stroke on="f" weight="1.0pt" dashstyle="solid" endcap="flat" miterlimit="400.0%" joinstyle="miter" linestyle="single" startarrow="none" startarrowwidth="medium" startarrowlength="medium" endarrow="none" endarrowwidth="medium" endarrowlength="medium"/>
+              <w10:wrap type="none" side="bothSides" anchorx="page" anchory="page"/>
+            </v:roundrect>
+          </w:pict>
+        </mc:Fallback>
+      </mc:AlternateContent>
     </w:r>
     <w:r/>
   </w:p>
@@ -1334,102 +1729,6 @@
     <w:next w:val="No List"/>
     <w:pPr/>
   </w:style>
-  <w:style w:type="paragraph" w:styleId="header">
-    <w:name w:val="header"/>
-    <w:next w:val="header"/>
-    <w:pPr>
-      <w:keepNext w:val="0"/>
-      <w:keepLines w:val="0"/>
-      <w:pageBreakBefore w:val="0"/>
-      <w:widowControl w:val="1"/>
-      <w:shd w:val="clear" w:color="auto" w:fill="auto"/>
-      <w:tabs>
-        <w:tab w:val="center" w:pos="4153"/>
-        <w:tab w:val="right" w:pos="8306"/>
-      </w:tabs>
-      <w:suppressAutoHyphens w:val="0"/>
-      <w:bidi w:val="1"/>
-      <w:spacing w:before="0" w:after="0" w:line="240" w:lineRule="auto"/>
-      <w:ind w:left="0" w:right="0" w:firstLine="0"/>
-      <w:jc w:val="left"/>
-      <w:outlineLvl w:val="9"/>
-    </w:pPr>
-    <w:rPr>
-      <w:rFonts w:ascii="Times New Roman" w:cs="Arial Unicode MS" w:hAnsi="Times New Roman" w:eastAsia="Arial Unicode MS"/>
-      <w:b w:val="0"/>
-      <w:bCs w:val="0"/>
-      <w:i w:val="0"/>
-      <w:iCs w:val="0"/>
-      <w:caps w:val="0"/>
-      <w:smallCaps w:val="0"/>
-      <w:strike w:val="0"/>
-      <w:dstrike w:val="0"/>
-      <w:outline w:val="0"/>
-      <w:color w:val="000000"/>
-      <w:spacing w:val="0"/>
-      <w:kern w:val="0"/>
-      <w:position w:val="0"/>
-      <w:sz w:val="24"/>
-      <w:szCs w:val="24"/>
-      <w:u w:val="none" w:color="000000"/>
-      <w:shd w:val="nil" w:color="auto" w:fill="auto"/>
-      <w:vertAlign w:val="baseline"/>
-      <w:lang w:val="en-US"/>
-      <w14:textFill>
-        <w14:solidFill>
-          <w14:srgbClr w14:val="000000"/>
-        </w14:solidFill>
-      </w14:textFill>
-    </w:rPr>
-  </w:style>
-  <w:style w:type="paragraph" w:styleId="footer">
-    <w:name w:val="footer"/>
-    <w:next w:val="footer"/>
-    <w:pPr>
-      <w:keepNext w:val="0"/>
-      <w:keepLines w:val="0"/>
-      <w:pageBreakBefore w:val="0"/>
-      <w:widowControl w:val="1"/>
-      <w:shd w:val="clear" w:color="auto" w:fill="auto"/>
-      <w:tabs>
-        <w:tab w:val="center" w:pos="4153"/>
-        <w:tab w:val="right" w:pos="8306"/>
-      </w:tabs>
-      <w:suppressAutoHyphens w:val="0"/>
-      <w:bidi w:val="1"/>
-      <w:spacing w:before="0" w:after="0" w:line="240" w:lineRule="auto"/>
-      <w:ind w:left="0" w:right="0" w:firstLine="0"/>
-      <w:jc w:val="left"/>
-      <w:outlineLvl w:val="9"/>
-    </w:pPr>
-    <w:rPr>
-      <w:rFonts w:ascii="Times New Roman" w:cs="Arial Unicode MS" w:hAnsi="Times New Roman" w:eastAsia="Arial Unicode MS"/>
-      <w:b w:val="0"/>
-      <w:bCs w:val="0"/>
-      <w:i w:val="0"/>
-      <w:iCs w:val="0"/>
-      <w:caps w:val="0"/>
-      <w:smallCaps w:val="0"/>
-      <w:strike w:val="0"/>
-      <w:dstrike w:val="0"/>
-      <w:outline w:val="0"/>
-      <w:color w:val="000000"/>
-      <w:spacing w:val="0"/>
-      <w:kern w:val="0"/>
-      <w:position w:val="0"/>
-      <w:sz w:val="24"/>
-      <w:szCs w:val="24"/>
-      <w:u w:val="none" w:color="000000"/>
-      <w:shd w:val="nil" w:color="auto" w:fill="auto"/>
-      <w:vertAlign w:val="baseline"/>
-      <w:lang w:val="en-US"/>
-      <w14:textFill>
-        <w14:solidFill>
-          <w14:srgbClr w14:val="000000"/>
-        </w14:solidFill>
-      </w14:textFill>
-    </w:rPr>
-  </w:style>
   <w:style w:type="paragraph" w:styleId="Body">
     <w:name w:val="Body"/>
     <w:next w:val="Body"/>
@@ -1447,7 +1746,53 @@
       <w:outlineLvl w:val="9"/>
     </w:pPr>
     <w:rPr>
-      <w:rFonts w:ascii="Times New Roman" w:cs="Times New Roman" w:hAnsi="Times New Roman" w:eastAsia="Times New Roman"/>
+      <w:rFonts w:ascii="Helvetica Neue" w:cs="Arial Unicode MS" w:hAnsi="Helvetica Neue" w:eastAsia="Arial Unicode MS"/>
+      <w:b w:val="0"/>
+      <w:bCs w:val="0"/>
+      <w:i w:val="0"/>
+      <w:iCs w:val="0"/>
+      <w:caps w:val="0"/>
+      <w:smallCaps w:val="0"/>
+      <w:strike w:val="0"/>
+      <w:dstrike w:val="0"/>
+      <w:outline w:val="0"/>
+      <w:color w:val="000000"/>
+      <w:spacing w:val="0"/>
+      <w:kern w:val="0"/>
+      <w:position w:val="0"/>
+      <w:sz w:val="22"/>
+      <w:szCs w:val="22"/>
+      <w:u w:val="none"/>
+      <w:shd w:val="nil" w:color="auto" w:fill="auto"/>
+      <w:vertAlign w:val="baseline"/>
+      <w14:textOutline>
+        <w14:noFill/>
+      </w14:textOutline>
+      <w14:textFill>
+        <w14:solidFill>
+          <w14:srgbClr w14:val="000000"/>
+        </w14:solidFill>
+      </w14:textFill>
+    </w:rPr>
+  </w:style>
+  <w:style w:type="paragraph" w:styleId="Default">
+    <w:name w:val="Default"/>
+    <w:next w:val="Default"/>
+    <w:pPr>
+      <w:keepNext w:val="0"/>
+      <w:keepLines w:val="0"/>
+      <w:pageBreakBefore w:val="0"/>
+      <w:widowControl w:val="1"/>
+      <w:shd w:val="clear" w:color="auto" w:fill="auto"/>
+      <w:suppressAutoHyphens w:val="0"/>
+      <w:bidi w:val="0"/>
+      <w:spacing w:before="160" w:after="0" w:line="288" w:lineRule="auto"/>
+      <w:ind w:left="0" w:right="0" w:firstLine="0"/>
+      <w:jc w:val="left"/>
+      <w:outlineLvl w:val="9"/>
+    </w:pPr>
+    <w:rPr>
+      <w:rFonts w:ascii="Helvetica Neue" w:cs="Arial Unicode MS" w:hAnsi="Helvetica Neue" w:eastAsia="Arial Unicode MS"/>
       <w:b w:val="0"/>
       <w:bCs w:val="0"/>
       <w:i w:val="0"/>
@@ -1463,107 +1808,12 @@
       <w:position w:val="0"/>
       <w:sz w:val="24"/>
       <w:szCs w:val="24"/>
-      <w:u w:val="none" w:color="000000"/>
+      <w:u w:val="none"/>
       <w:shd w:val="nil" w:color="auto" w:fill="auto"/>
       <w:vertAlign w:val="baseline"/>
+      <w:lang w:val="ar-SA" w:bidi="ar-SA"/>
       <w14:textOutline>
         <w14:noFill/>
-      </w14:textOutline>
-      <w14:textFill>
-        <w14:solidFill>
-          <w14:srgbClr w14:val="000000"/>
-        </w14:solidFill>
-      </w14:textFill>
-    </w:rPr>
-  </w:style>
-  <w:style w:type="paragraph" w:styleId="Body A">
-    <w:name w:val="Body A"/>
-    <w:next w:val="Body A"/>
-    <w:pPr>
-      <w:keepNext w:val="0"/>
-      <w:keepLines w:val="0"/>
-      <w:pageBreakBefore w:val="0"/>
-      <w:widowControl w:val="1"/>
-      <w:shd w:val="clear" w:color="auto" w:fill="auto"/>
-      <w:suppressAutoHyphens w:val="0"/>
-      <w:bidi w:val="1"/>
-      <w:spacing w:before="0" w:after="0" w:line="240" w:lineRule="auto"/>
-      <w:ind w:left="0" w:right="0" w:firstLine="0"/>
-      <w:jc w:val="left"/>
-      <w:outlineLvl w:val="9"/>
-    </w:pPr>
-    <w:rPr>
-      <w:rFonts w:ascii="Times New Roman" w:cs="Times New Roman" w:hAnsi="Times New Roman" w:eastAsia="Times New Roman"/>
-      <w:b w:val="0"/>
-      <w:bCs w:val="0"/>
-      <w:i w:val="0"/>
-      <w:iCs w:val="0"/>
-      <w:caps w:val="0"/>
-      <w:smallCaps w:val="0"/>
-      <w:strike w:val="0"/>
-      <w:dstrike w:val="0"/>
-      <w:outline w:val="0"/>
-      <w:color w:val="000000"/>
-      <w:spacing w:val="0"/>
-      <w:kern w:val="0"/>
-      <w:position w:val="0"/>
-      <w:sz w:val="24"/>
-      <w:szCs w:val="24"/>
-      <w:u w:val="none" w:color="000000"/>
-      <w:shd w:val="nil" w:color="auto" w:fill="auto"/>
-      <w:vertAlign w:val="baseline"/>
-      <w:lang w:val="en-US"/>
-      <w14:textOutline w14:w="12700" w14:cap="flat">
-        <w14:noFill/>
-        <w14:miter w14:lim="400000"/>
-      </w14:textOutline>
-      <w14:textFill>
-        <w14:solidFill>
-          <w14:srgbClr w14:val="000000"/>
-        </w14:solidFill>
-      </w14:textFill>
-    </w:rPr>
-  </w:style>
-  <w:style w:type="paragraph" w:styleId="Body B">
-    <w:name w:val="Body B"/>
-    <w:next w:val="Body B"/>
-    <w:pPr>
-      <w:keepNext w:val="0"/>
-      <w:keepLines w:val="0"/>
-      <w:pageBreakBefore w:val="0"/>
-      <w:widowControl w:val="1"/>
-      <w:shd w:val="clear" w:color="auto" w:fill="auto"/>
-      <w:suppressAutoHyphens w:val="0"/>
-      <w:bidi w:val="0"/>
-      <w:spacing w:before="0" w:after="0" w:line="240" w:lineRule="auto"/>
-      <w:ind w:left="0" w:right="0" w:firstLine="0"/>
-      <w:jc w:val="left"/>
-      <w:outlineLvl w:val="9"/>
-    </w:pPr>
-    <w:rPr>
-      <w:rFonts w:ascii="Arial Unicode MS" w:cs="Times New Roman" w:hAnsi="Arial Unicode MS" w:eastAsia="Arial Unicode MS" w:hint="cs"/>
-      <w:b w:val="0"/>
-      <w:bCs w:val="0"/>
-      <w:i w:val="0"/>
-      <w:iCs w:val="0"/>
-      <w:caps w:val="0"/>
-      <w:smallCaps w:val="0"/>
-      <w:strike w:val="0"/>
-      <w:dstrike w:val="0"/>
-      <w:outline w:val="0"/>
-      <w:color w:val="000000"/>
-      <w:spacing w:val="0"/>
-      <w:kern w:val="0"/>
-      <w:position w:val="0"/>
-      <w:sz w:val="24"/>
-      <w:szCs w:val="24"/>
-      <w:u w:val="none" w:color="000000"/>
-      <w:shd w:val="nil" w:color="auto" w:fill="auto"/>
-      <w:vertAlign w:val="baseline"/>
-      <w:lang w:val="en-US"/>
-      <w14:textOutline w14:w="12700" w14:cap="flat">
-        <w14:noFill/>
-        <w14:miter w14:lim="400000"/>
       </w14:textOutline>
       <w14:textFill>
         <w14:solidFill>
@@ -1576,9 +1826,9 @@
 </file>
 
 <file path=word/theme/theme1.xml><?xml version="1.0" encoding="utf-8"?>
-<a:theme xmlns:a="http://schemas.openxmlformats.org/drawingml/2006/main" xmlns:r="http://schemas.openxmlformats.org/officeDocument/2006/relationships" name="Office Theme">
+<a:theme xmlns:a="http://schemas.openxmlformats.org/drawingml/2006/main" xmlns:r="http://schemas.openxmlformats.org/officeDocument/2006/relationships" name="Blank">
   <a:themeElements>
-    <a:clrScheme name="Office Theme">
+    <a:clrScheme name="Blank">
       <a:dk1>
         <a:srgbClr val="000000"/>
       </a:dk1>
@@ -1586,28 +1836,28 @@
         <a:srgbClr val="FFFFFF"/>
       </a:lt1>
       <a:dk2>
-        <a:srgbClr val="A7A7A7"/>
+        <a:srgbClr val="5E5E5E"/>
       </a:dk2>
       <a:lt2>
-        <a:srgbClr val="535353"/>
+        <a:srgbClr val="D5D5D5"/>
       </a:lt2>
       <a:accent1>
-        <a:srgbClr val="5B9BD5"/>
+        <a:srgbClr val="00A2FF"/>
       </a:accent1>
       <a:accent2>
-        <a:srgbClr val="ED7D31"/>
+        <a:srgbClr val="16E7CF"/>
       </a:accent2>
       <a:accent3>
-        <a:srgbClr val="A5A5A5"/>
+        <a:srgbClr val="61D836"/>
       </a:accent3>
       <a:accent4>
-        <a:srgbClr val="FFC000"/>
+        <a:srgbClr val="FFD932"/>
       </a:accent4>
       <a:accent5>
-        <a:srgbClr val="4472C4"/>
+        <a:srgbClr val="FF644E"/>
       </a:accent5>
       <a:accent6>
-        <a:srgbClr val="70AD47"/>
+        <a:srgbClr val="FF42A1"/>
       </a:accent6>
       <a:hlink>
         <a:srgbClr val="0000FF"/>
@@ -1616,7 +1866,7 @@
         <a:srgbClr val="FF00FF"/>
       </a:folHlink>
     </a:clrScheme>
-    <a:fontScheme name="Office Theme">
+    <a:fontScheme name="Blank">
       <a:majorFont>
         <a:latin typeface="Helvetica Neue"/>
         <a:ea typeface="Helvetica Neue"/>
@@ -1628,7 +1878,7 @@
         <a:cs typeface="Helvetica Neue"/>
       </a:minorFont>
     </a:fontScheme>
-    <a:fmtScheme name="Office Theme">
+    <a:fmtScheme name="Blank">
       <a:fillStyleLst>
         <a:solidFill>
           <a:schemeClr val="phClr"/>
@@ -1766,50 +2016,47 @@
     <a:spDef>
       <a:spPr>
         <a:solidFill>
-          <a:srgbClr val="FFFFFF"/>
+          <a:srgbClr val="000000"/>
         </a:solidFill>
-        <a:ln w="25400" cap="flat">
-          <a:solidFill>
-            <a:schemeClr val="accent1"/>
-          </a:solidFill>
-          <a:prstDash val="solid"/>
-          <a:round/>
+        <a:ln w="12700" cap="flat">
+          <a:noFill/>
+          <a:miter lim="400000"/>
         </a:ln>
         <a:effectLst/>
         <a:sp3d/>
       </a:spPr>
-      <a:bodyPr rot="0" spcFirstLastPara="1" vertOverflow="overflow" horzOverflow="overflow" vert="horz" wrap="square" lIns="45718" tIns="45718" rIns="45718" bIns="45718" numCol="1" spcCol="38100" rtlCol="0" anchor="ctr" upright="0">
+      <a:bodyPr rot="0" spcFirstLastPara="1" vertOverflow="overflow" horzOverflow="overflow" vert="horz" wrap="square" lIns="50800" tIns="50800" rIns="50800" bIns="50800" numCol="1" spcCol="38100" rtlCol="0" anchor="ctr" upright="0">
         <a:spAutoFit/>
       </a:bodyPr>
       <a:lstStyle>
-        <a:defPPr marL="0" marR="0" indent="0" algn="l" defTabSz="914400" rtl="0" fontAlgn="auto" latinLnBrk="0" hangingPunct="0">
-          <a:lnSpc>
-            <a:spcPct val="100000"/>
-          </a:lnSpc>
-          <a:spcBef>
-            <a:spcPts val="0"/>
-          </a:spcBef>
-          <a:spcAft>
-            <a:spcPts val="0"/>
-          </a:spcAft>
-          <a:buClrTx/>
-          <a:buSzTx/>
-          <a:buFontTx/>
-          <a:buNone/>
-          <a:tabLst/>
-          <a:defRPr b="0" baseline="0" cap="none" i="0" spc="0" strike="noStrike" sz="1800" u="none" kumimoji="0" normalizeH="0">
-            <a:ln>
-              <a:noFill/>
-            </a:ln>
-            <a:solidFill>
-              <a:srgbClr val="000000"/>
-            </a:solidFill>
-            <a:effectLst/>
-            <a:uFillTx/>
-            <a:latin typeface="+mn-lt"/>
-            <a:ea typeface="+mn-ea"/>
-            <a:cs typeface="+mn-cs"/>
-            <a:sym typeface="Helvetica Neue"/>
+        <a:defPPr marL="0" marR="0" indent="0" algn="ctr" defTabSz="584200" rtl="0" fontAlgn="auto" latinLnBrk="0" hangingPunct="0">
+          <a:lnSpc>
+            <a:spcPct val="100000"/>
+          </a:lnSpc>
+          <a:spcBef>
+            <a:spcPts val="0"/>
+          </a:spcBef>
+          <a:spcAft>
+            <a:spcPts val="0"/>
+          </a:spcAft>
+          <a:buClrTx/>
+          <a:buSzTx/>
+          <a:buFontTx/>
+          <a:buNone/>
+          <a:tabLst/>
+          <a:defRPr b="0" baseline="0" cap="none" i="0" spc="0" strike="noStrike" sz="1200" u="none" kumimoji="0" normalizeH="0">
+            <a:ln>
+              <a:noFill/>
+            </a:ln>
+            <a:solidFill>
+              <a:srgbClr val="FFFFFF"/>
+            </a:solidFill>
+            <a:effectLst/>
+            <a:uFillTx/>
+            <a:latin typeface="Helvetica Neue Medium"/>
+            <a:ea typeface="Helvetica Neue Medium"/>
+            <a:cs typeface="Helvetica Neue Medium"/>
+            <a:sym typeface="Helvetica Neue Medium"/>
           </a:defRPr>
         </a:defPPr>
         <a:lvl1pPr marL="0" marR="0" indent="0" algn="l" defTabSz="914400" rtl="0" fontAlgn="auto" latinLnBrk="1" hangingPunct="0">
@@ -2059,10 +2306,10 @@
         <a:noFill/>
         <a:ln w="25400" cap="flat">
           <a:solidFill>
-            <a:schemeClr val="accent1"/>
+            <a:srgbClr val="000000"/>
           </a:solidFill>
           <a:prstDash val="solid"/>
-          <a:round/>
+          <a:miter lim="400000"/>
         </a:ln>
         <a:effectLst/>
         <a:sp3d/>
@@ -2349,26 +2596,26 @@
         <a:effectLst/>
         <a:sp3d/>
       </a:spPr>
-      <a:bodyPr rot="0" spcFirstLastPara="1" vertOverflow="overflow" horzOverflow="overflow" vert="horz" wrap="square" lIns="45718" tIns="45718" rIns="45718" bIns="45718" numCol="1" spcCol="38100" rtlCol="0" anchor="t" upright="0">
+      <a:bodyPr rot="0" spcFirstLastPara="1" vertOverflow="overflow" horzOverflow="overflow" vert="horz" wrap="square" lIns="50800" tIns="50800" rIns="50800" bIns="50800" numCol="1" spcCol="38100" rtlCol="0" anchor="t" upright="0">
         <a:spAutoFit/>
       </a:bodyPr>
       <a:lstStyle>
-        <a:defPPr marL="0" marR="0" indent="0" algn="l" defTabSz="914400" rtl="0" fontAlgn="auto" latinLnBrk="0" hangingPunct="0">
-          <a:lnSpc>
-            <a:spcPct val="100000"/>
-          </a:lnSpc>
-          <a:spcBef>
-            <a:spcPts val="0"/>
-          </a:spcBef>
-          <a:spcAft>
-            <a:spcPts val="0"/>
-          </a:spcAft>
-          <a:buClrTx/>
-          <a:buSzTx/>
-          <a:buFontTx/>
-          <a:buNone/>
-          <a:tabLst/>
-          <a:defRPr b="0" baseline="0" cap="none" i="0" spc="0" strike="noStrike" sz="1800" u="none" kumimoji="0" normalizeH="0">
+        <a:defPPr marL="0" marR="0" indent="0" algn="l" defTabSz="457200" rtl="0" fontAlgn="auto" latinLnBrk="0" hangingPunct="0">
+          <a:lnSpc>
+            <a:spcPct val="100000"/>
+          </a:lnSpc>
+          <a:spcBef>
+            <a:spcPts val="0"/>
+          </a:spcBef>
+          <a:spcAft>
+            <a:spcPts val="0"/>
+          </a:spcAft>
+          <a:buClrTx/>
+          <a:buSzTx/>
+          <a:buFontTx/>
+          <a:buNone/>
+          <a:tabLst/>
+          <a:defRPr b="0" baseline="0" cap="none" i="0" spc="0" strike="noStrike" sz="1100" u="none" kumimoji="0" normalizeH="0">
             <a:ln>
               <a:noFill/>
             </a:ln>
